--- a/report/Report_lab_01.docx
+++ b/report/Report_lab_01.docx
@@ -804,7 +804,6 @@
         <w:t xml:space="preserve"> роботу з </w:t>
       </w:r>
       <w:proofErr w:type="spellStart"/>
-      <w:proofErr w:type="gramStart"/>
       <w:r>
         <w:t>pyproject</w:t>
       </w:r>
@@ -820,7 +819,6 @@
         <w:t>toml</w:t>
       </w:r>
       <w:proofErr w:type="spellEnd"/>
-      <w:proofErr w:type="gramEnd"/>
       <w:r>
         <w:rPr>
           <w:lang w:val="ru-RU"/>
@@ -1734,7 +1732,6 @@
         <w:t xml:space="preserve">├── </w:t>
       </w:r>
       <w:proofErr w:type="spellStart"/>
-      <w:proofErr w:type="gramStart"/>
       <w:r>
         <w:rPr>
           <w:rFonts w:ascii="DejaVu Sans Mono" w:hAnsi="DejaVu Sans Mono"/>
@@ -1760,7 +1757,6 @@
         <w:t>toml</w:t>
       </w:r>
       <w:proofErr w:type="spellEnd"/>
-      <w:proofErr w:type="gramEnd"/>
     </w:p>
     <w:p>
       <w:pPr>
@@ -1815,16 +1811,7 @@
           <w:sz w:val="17"/>
           <w:lang w:val="ru-RU"/>
         </w:rPr>
-        <w:t>├─</w:t>
-      </w:r>
-      <w:proofErr w:type="gramStart"/>
-      <w:r>
-        <w:rPr>
-          <w:rFonts w:ascii="DejaVu Sans Mono" w:hAnsi="DejaVu Sans Mono"/>
-          <w:sz w:val="17"/>
-          <w:lang w:val="ru-RU"/>
-        </w:rPr>
-        <w:t>─ .</w:t>
+        <w:t>├── .</w:t>
       </w:r>
       <w:proofErr w:type="spellStart"/>
       <w:r>
@@ -1835,7 +1822,6 @@
         <w:t>gitignore</w:t>
       </w:r>
       <w:proofErr w:type="spellEnd"/>
-      <w:proofErr w:type="gramEnd"/>
     </w:p>
     <w:p>
       <w:pPr>
@@ -2108,7 +2094,6 @@
       <w:r>
         <w:t xml:space="preserve">. </w:t>
       </w:r>
-      <w:proofErr w:type="gramStart"/>
       <w:r>
         <w:rPr>
           <w:lang w:val="ru-RU"/>
@@ -2120,7 +2105,6 @@
         <w:t>venv</w:t>
       </w:r>
       <w:proofErr w:type="spellEnd"/>
-      <w:proofErr w:type="gramEnd"/>
       <w:r>
         <w:rPr>
           <w:lang w:val="ru-RU"/>
@@ -2792,17 +2776,8 @@
           <w:sz w:val="17"/>
         </w:rPr>
         <w:lastRenderedPageBreak/>
-        <w:t>@</w:t>
-      </w:r>
-      <w:proofErr w:type="gramStart"/>
-      <w:r>
-        <w:rPr>
-          <w:rFonts w:ascii="DejaVu Sans Mono" w:hAnsi="DejaVu Sans Mono"/>
-          <w:sz w:val="17"/>
-        </w:rPr>
-        <w:t>dataclass</w:t>
-      </w:r>
-      <w:proofErr w:type="gramEnd"/>
+        <w:t>@dataclass</w:t>
+      </w:r>
     </w:p>
     <w:p>
       <w:pPr>
@@ -2974,21 +2949,12 @@
         <w:t xml:space="preserve">        </w:t>
       </w:r>
       <w:proofErr w:type="spellStart"/>
-      <w:proofErr w:type="gramStart"/>
-      <w:r>
-        <w:rPr>
-          <w:rFonts w:ascii="DejaVu Sans Mono" w:hAnsi="DejaVu Sans Mono"/>
-          <w:sz w:val="17"/>
-        </w:rPr>
-        <w:t>self.first</w:t>
-      </w:r>
-      <w:proofErr w:type="gramEnd"/>
-      <w:r>
-        <w:rPr>
-          <w:rFonts w:ascii="DejaVu Sans Mono" w:hAnsi="DejaVu Sans Mono"/>
-          <w:sz w:val="17"/>
-        </w:rPr>
-        <w:t>_name</w:t>
+      <w:r>
+        <w:rPr>
+          <w:rFonts w:ascii="DejaVu Sans Mono" w:hAnsi="DejaVu Sans Mono"/>
+          <w:sz w:val="17"/>
+        </w:rPr>
+        <w:t>self.first_name</w:t>
       </w:r>
       <w:proofErr w:type="spellEnd"/>
       <w:r>
@@ -3028,21 +2994,12 @@
         <w:t xml:space="preserve">        </w:t>
       </w:r>
       <w:proofErr w:type="spellStart"/>
-      <w:proofErr w:type="gramStart"/>
-      <w:r>
-        <w:rPr>
-          <w:rFonts w:ascii="DejaVu Sans Mono" w:hAnsi="DejaVu Sans Mono"/>
-          <w:sz w:val="17"/>
-        </w:rPr>
-        <w:t>self.last</w:t>
-      </w:r>
-      <w:proofErr w:type="gramEnd"/>
-      <w:r>
-        <w:rPr>
-          <w:rFonts w:ascii="DejaVu Sans Mono" w:hAnsi="DejaVu Sans Mono"/>
-          <w:sz w:val="17"/>
-        </w:rPr>
-        <w:t>_name</w:t>
+      <w:r>
+        <w:rPr>
+          <w:rFonts w:ascii="DejaVu Sans Mono" w:hAnsi="DejaVu Sans Mono"/>
+          <w:sz w:val="17"/>
+        </w:rPr>
+        <w:t>self.last_name</w:t>
       </w:r>
       <w:proofErr w:type="spellEnd"/>
       <w:r>
@@ -3082,7 +3039,6 @@
         <w:t xml:space="preserve">        </w:t>
       </w:r>
       <w:proofErr w:type="spellStart"/>
-      <w:proofErr w:type="gramStart"/>
       <w:r>
         <w:rPr>
           <w:rFonts w:ascii="DejaVu Sans Mono" w:hAnsi="DejaVu Sans Mono"/>
@@ -3091,7 +3047,6 @@
         <w:t>self.group</w:t>
       </w:r>
       <w:proofErr w:type="spellEnd"/>
-      <w:proofErr w:type="gramEnd"/>
       <w:r>
         <w:rPr>
           <w:rFonts w:ascii="DejaVu Sans Mono" w:hAnsi="DejaVu Sans Mono"/>
@@ -3129,21 +3084,12 @@
         <w:t xml:space="preserve">        if not </w:t>
       </w:r>
       <w:proofErr w:type="spellStart"/>
-      <w:proofErr w:type="gramStart"/>
-      <w:r>
-        <w:rPr>
-          <w:rFonts w:ascii="DejaVu Sans Mono" w:hAnsi="DejaVu Sans Mono"/>
-          <w:sz w:val="17"/>
-        </w:rPr>
-        <w:t>self.first</w:t>
-      </w:r>
-      <w:proofErr w:type="gramEnd"/>
-      <w:r>
-        <w:rPr>
-          <w:rFonts w:ascii="DejaVu Sans Mono" w:hAnsi="DejaVu Sans Mono"/>
-          <w:sz w:val="17"/>
-        </w:rPr>
-        <w:t>_name</w:t>
+      <w:r>
+        <w:rPr>
+          <w:rFonts w:ascii="DejaVu Sans Mono" w:hAnsi="DejaVu Sans Mono"/>
+          <w:sz w:val="17"/>
+        </w:rPr>
+        <w:t>self.first_name</w:t>
       </w:r>
       <w:proofErr w:type="spellEnd"/>
       <w:r>
@@ -3210,7 +3156,6 @@
         <w:t xml:space="preserve"> </w:t>
       </w:r>
       <w:proofErr w:type="spellStart"/>
-      <w:proofErr w:type="gramStart"/>
       <w:r>
         <w:rPr>
           <w:rFonts w:ascii="DejaVu Sans Mono" w:hAnsi="DejaVu Sans Mono"/>
@@ -3227,7 +3172,6 @@
         </w:rPr>
         <w:t>(</w:t>
       </w:r>
-      <w:proofErr w:type="gramEnd"/>
     </w:p>
     <w:p>
       <w:pPr>
@@ -3386,21 +3330,12 @@
         <w:t>(</w:t>
       </w:r>
       <w:proofErr w:type="spellStart"/>
-      <w:proofErr w:type="gramStart"/>
-      <w:r>
-        <w:rPr>
-          <w:rFonts w:ascii="DejaVu Sans Mono" w:hAnsi="DejaVu Sans Mono"/>
-          <w:sz w:val="17"/>
-        </w:rPr>
-        <w:t>self.average</w:t>
-      </w:r>
-      <w:proofErr w:type="gramEnd"/>
-      <w:r>
-        <w:rPr>
-          <w:rFonts w:ascii="DejaVu Sans Mono" w:hAnsi="DejaVu Sans Mono"/>
-          <w:sz w:val="17"/>
-        </w:rPr>
-        <w:t>_grade</w:t>
+      <w:r>
+        <w:rPr>
+          <w:rFonts w:ascii="DejaVu Sans Mono" w:hAnsi="DejaVu Sans Mono"/>
+          <w:sz w:val="17"/>
+        </w:rPr>
+        <w:t>self.average_grade</w:t>
       </w:r>
       <w:proofErr w:type="spellEnd"/>
       <w:r>
@@ -3431,21 +3366,12 @@
         <w:t xml:space="preserve"> </w:t>
       </w:r>
       <w:proofErr w:type="spellStart"/>
-      <w:proofErr w:type="gramStart"/>
-      <w:r>
-        <w:rPr>
-          <w:rFonts w:ascii="DejaVu Sans Mono" w:hAnsi="DejaVu Sans Mono"/>
-          <w:sz w:val="17"/>
-        </w:rPr>
-        <w:t>self.average</w:t>
-      </w:r>
-      <w:proofErr w:type="gramEnd"/>
-      <w:r>
-        <w:rPr>
-          <w:rFonts w:ascii="DejaVu Sans Mono" w:hAnsi="DejaVu Sans Mono"/>
-          <w:sz w:val="17"/>
-        </w:rPr>
-        <w:t>_grade</w:t>
+      <w:r>
+        <w:rPr>
+          <w:rFonts w:ascii="DejaVu Sans Mono" w:hAnsi="DejaVu Sans Mono"/>
+          <w:sz w:val="17"/>
+        </w:rPr>
+        <w:t>self.average_grade</w:t>
       </w:r>
       <w:proofErr w:type="spellEnd"/>
       <w:r>
@@ -3469,7 +3395,6 @@
         <w:t xml:space="preserve">            raise </w:t>
       </w:r>
       <w:proofErr w:type="spellStart"/>
-      <w:proofErr w:type="gramStart"/>
       <w:r>
         <w:rPr>
           <w:rFonts w:ascii="DejaVu Sans Mono" w:hAnsi="DejaVu Sans Mono"/>
@@ -3483,15 +3408,7 @@
           <w:rFonts w:ascii="DejaVu Sans Mono" w:hAnsi="DejaVu Sans Mono"/>
           <w:sz w:val="17"/>
         </w:rPr>
-        <w:t>(</w:t>
-      </w:r>
-      <w:proofErr w:type="gramEnd"/>
-      <w:r>
-        <w:rPr>
-          <w:rFonts w:ascii="DejaVu Sans Mono" w:hAnsi="DejaVu Sans Mono"/>
-          <w:sz w:val="17"/>
-        </w:rPr>
-        <w:t>"</w:t>
+        <w:t>("</w:t>
       </w:r>
       <w:proofErr w:type="spellStart"/>
       <w:r>
@@ -3629,17 +3546,8 @@
           <w:rFonts w:ascii="DejaVu Sans Mono" w:hAnsi="DejaVu Sans Mono"/>
           <w:sz w:val="17"/>
         </w:rPr>
-        <w:t xml:space="preserve">    @</w:t>
-      </w:r>
-      <w:proofErr w:type="gramStart"/>
-      <w:r>
-        <w:rPr>
-          <w:rFonts w:ascii="DejaVu Sans Mono" w:hAnsi="DejaVu Sans Mono"/>
-          <w:sz w:val="17"/>
-        </w:rPr>
-        <w:t>property</w:t>
-      </w:r>
-      <w:proofErr w:type="gramEnd"/>
+        <w:t xml:space="preserve">    @property</w:t>
+      </w:r>
     </w:p>
     <w:p>
       <w:pPr>
@@ -3682,21 +3590,12 @@
         <w:t xml:space="preserve">        return f"{</w:t>
       </w:r>
       <w:proofErr w:type="spellStart"/>
-      <w:proofErr w:type="gramStart"/>
-      <w:r>
-        <w:rPr>
-          <w:rFonts w:ascii="DejaVu Sans Mono" w:hAnsi="DejaVu Sans Mono"/>
-          <w:sz w:val="17"/>
-        </w:rPr>
-        <w:t>self.last</w:t>
-      </w:r>
-      <w:proofErr w:type="gramEnd"/>
-      <w:r>
-        <w:rPr>
-          <w:rFonts w:ascii="DejaVu Sans Mono" w:hAnsi="DejaVu Sans Mono"/>
-          <w:sz w:val="17"/>
-        </w:rPr>
-        <w:t>_name</w:t>
+      <w:r>
+        <w:rPr>
+          <w:rFonts w:ascii="DejaVu Sans Mono" w:hAnsi="DejaVu Sans Mono"/>
+          <w:sz w:val="17"/>
+        </w:rPr>
+        <w:t>self.last_name</w:t>
       </w:r>
       <w:proofErr w:type="spellEnd"/>
       <w:r>
@@ -4004,21 +3903,7 @@
         <w:rPr>
           <w:lang w:val="ru-RU"/>
         </w:rPr>
-        <w:t xml:space="preserve"> </w:t>
-      </w:r>
-      <w:proofErr w:type="gramStart"/>
-      <w:r>
-        <w:rPr>
-          <w:lang w:val="ru-RU"/>
-        </w:rPr>
-        <w:t>до списку</w:t>
-      </w:r>
-      <w:proofErr w:type="gramEnd"/>
-      <w:r>
-        <w:rPr>
-          <w:lang w:val="ru-RU"/>
-        </w:rPr>
-        <w:t>.</w:t>
+        <w:t xml:space="preserve"> до списку.</w:t>
       </w:r>
     </w:p>
     <w:p>
@@ -4417,31 +4302,15 @@
           <w:rFonts w:ascii="DejaVu Sans Mono" w:hAnsi="DejaVu Sans Mono"/>
           <w:sz w:val="17"/>
         </w:rPr>
-        <w:t>add_</w:t>
-      </w:r>
-      <w:proofErr w:type="gramStart"/>
-      <w:r>
-        <w:rPr>
-          <w:rFonts w:ascii="DejaVu Sans Mono" w:hAnsi="DejaVu Sans Mono"/>
-          <w:sz w:val="17"/>
-        </w:rPr>
-        <w:t>student</w:t>
-      </w:r>
-      <w:proofErr w:type="spellEnd"/>
-      <w:r>
-        <w:rPr>
-          <w:rFonts w:ascii="DejaVu Sans Mono" w:hAnsi="DejaVu Sans Mono"/>
-          <w:sz w:val="17"/>
-        </w:rPr>
-        <w:t>(</w:t>
-      </w:r>
-      <w:proofErr w:type="gramEnd"/>
-      <w:r>
-        <w:rPr>
-          <w:rFonts w:ascii="DejaVu Sans Mono" w:hAnsi="DejaVu Sans Mono"/>
-          <w:sz w:val="17"/>
-        </w:rPr>
-        <w:t>students: list[Student], student: Student) -&gt; None:</w:t>
+        <w:t>add_student</w:t>
+      </w:r>
+      <w:proofErr w:type="spellEnd"/>
+      <w:r>
+        <w:rPr>
+          <w:rFonts w:ascii="DejaVu Sans Mono" w:hAnsi="DejaVu Sans Mono"/>
+          <w:sz w:val="17"/>
+        </w:rPr>
+        <w:t>(students: list[Student], student: Student) -&gt; None:</w:t>
       </w:r>
     </w:p>
     <w:p>
@@ -4457,7 +4326,6 @@
         <w:t xml:space="preserve">    </w:t>
       </w:r>
       <w:proofErr w:type="spellStart"/>
-      <w:proofErr w:type="gramStart"/>
       <w:r>
         <w:rPr>
           <w:rFonts w:ascii="DejaVu Sans Mono" w:hAnsi="DejaVu Sans Mono"/>
@@ -4473,7 +4341,6 @@
         <w:t>tudents.append</w:t>
       </w:r>
       <w:proofErr w:type="spellEnd"/>
-      <w:proofErr w:type="gramEnd"/>
       <w:r>
         <w:rPr>
           <w:rFonts w:ascii="DejaVu Sans Mono" w:hAnsi="DejaVu Sans Mono"/>
@@ -4513,31 +4380,15 @@
           <w:rFonts w:ascii="DejaVu Sans Mono" w:hAnsi="DejaVu Sans Mono"/>
           <w:sz w:val="17"/>
         </w:rPr>
-        <w:t>filter_by_</w:t>
-      </w:r>
-      <w:proofErr w:type="gramStart"/>
-      <w:r>
-        <w:rPr>
-          <w:rFonts w:ascii="DejaVu Sans Mono" w:hAnsi="DejaVu Sans Mono"/>
-          <w:sz w:val="17"/>
-        </w:rPr>
-        <w:t>group</w:t>
-      </w:r>
-      <w:proofErr w:type="spellEnd"/>
-      <w:r>
-        <w:rPr>
-          <w:rFonts w:ascii="DejaVu Sans Mono" w:hAnsi="DejaVu Sans Mono"/>
-          <w:sz w:val="17"/>
-        </w:rPr>
-        <w:t>(</w:t>
-      </w:r>
-      <w:proofErr w:type="gramEnd"/>
-      <w:r>
-        <w:rPr>
-          <w:rFonts w:ascii="DejaVu Sans Mono" w:hAnsi="DejaVu Sans Mono"/>
-          <w:sz w:val="17"/>
-        </w:rPr>
-        <w:t>students: list[Student], group: str) -&gt; list[Student]:</w:t>
+        <w:t>filter_by_group</w:t>
+      </w:r>
+      <w:proofErr w:type="spellEnd"/>
+      <w:r>
+        <w:rPr>
+          <w:rFonts w:ascii="DejaVu Sans Mono" w:hAnsi="DejaVu Sans Mono"/>
+          <w:sz w:val="17"/>
+        </w:rPr>
+        <w:t>(students: list[Student], group: str) -&gt; list[Student]:</w:t>
       </w:r>
     </w:p>
     <w:p>
@@ -4553,7 +4404,6 @@
         <w:t xml:space="preserve">    group = </w:t>
       </w:r>
       <w:proofErr w:type="spellStart"/>
-      <w:proofErr w:type="gramStart"/>
       <w:r>
         <w:rPr>
           <w:rFonts w:ascii="DejaVu Sans Mono" w:hAnsi="DejaVu Sans Mono"/>
@@ -4562,7 +4412,6 @@
         <w:t>group.strip</w:t>
       </w:r>
       <w:proofErr w:type="spellEnd"/>
-      <w:proofErr w:type="gramEnd"/>
       <w:r>
         <w:rPr>
           <w:rFonts w:ascii="DejaVu Sans Mono" w:hAnsi="DejaVu Sans Mono"/>
@@ -4583,7 +4432,6 @@
         <w:t xml:space="preserve">    return [student for student in students if </w:t>
       </w:r>
       <w:proofErr w:type="spellStart"/>
-      <w:proofErr w:type="gramStart"/>
       <w:r>
         <w:rPr>
           <w:rFonts w:ascii="DejaVu Sans Mono" w:hAnsi="DejaVu Sans Mono"/>
@@ -4592,7 +4440,6 @@
         <w:t>student.group</w:t>
       </w:r>
       <w:proofErr w:type="spellEnd"/>
-      <w:proofErr w:type="gramEnd"/>
       <w:r>
         <w:rPr>
           <w:rFonts w:ascii="DejaVu Sans Mono" w:hAnsi="DejaVu Sans Mono"/>
@@ -4896,31 +4743,15 @@
           <w:rFonts w:ascii="DejaVu Sans Mono" w:hAnsi="DejaVu Sans Mono"/>
           <w:sz w:val="17"/>
         </w:rPr>
-        <w:t>find_best_</w:t>
-      </w:r>
-      <w:proofErr w:type="gramStart"/>
-      <w:r>
-        <w:rPr>
-          <w:rFonts w:ascii="DejaVu Sans Mono" w:hAnsi="DejaVu Sans Mono"/>
-          <w:sz w:val="17"/>
-        </w:rPr>
-        <w:t>student</w:t>
-      </w:r>
-      <w:proofErr w:type="spellEnd"/>
-      <w:r>
-        <w:rPr>
-          <w:rFonts w:ascii="DejaVu Sans Mono" w:hAnsi="DejaVu Sans Mono"/>
-          <w:sz w:val="17"/>
-        </w:rPr>
-        <w:t>(</w:t>
-      </w:r>
-      <w:proofErr w:type="gramEnd"/>
-      <w:r>
-        <w:rPr>
-          <w:rFonts w:ascii="DejaVu Sans Mono" w:hAnsi="DejaVu Sans Mono"/>
-          <w:sz w:val="17"/>
-        </w:rPr>
-        <w:t>students: list[Student]) -&gt; Student | None:</w:t>
+        <w:t>find_best_student</w:t>
+      </w:r>
+      <w:proofErr w:type="spellEnd"/>
+      <w:r>
+        <w:rPr>
+          <w:rFonts w:ascii="DejaVu Sans Mono" w:hAnsi="DejaVu Sans Mono"/>
+          <w:sz w:val="17"/>
+        </w:rPr>
+        <w:t>(students: list[Student]) -&gt; Student | None:</w:t>
       </w:r>
     </w:p>
     <w:p>
@@ -4966,23 +4797,7 @@
           <w:rFonts w:ascii="DejaVu Sans Mono" w:hAnsi="DejaVu Sans Mono"/>
           <w:sz w:val="17"/>
         </w:rPr>
-        <w:t xml:space="preserve">    best = </w:t>
-      </w:r>
-      <w:proofErr w:type="gramStart"/>
-      <w:r>
-        <w:rPr>
-          <w:rFonts w:ascii="DejaVu Sans Mono" w:hAnsi="DejaVu Sans Mono"/>
-          <w:sz w:val="17"/>
-        </w:rPr>
-        <w:t>students[</w:t>
-      </w:r>
-      <w:proofErr w:type="gramEnd"/>
-      <w:r>
-        <w:rPr>
-          <w:rFonts w:ascii="DejaVu Sans Mono" w:hAnsi="DejaVu Sans Mono"/>
-          <w:sz w:val="17"/>
-        </w:rPr>
-        <w:t>0]</w:t>
+        <w:t xml:space="preserve">    best = students[0]</w:t>
       </w:r>
     </w:p>
     <w:p>
@@ -4995,23 +4810,7 @@
           <w:rFonts w:ascii="DejaVu Sans Mono" w:hAnsi="DejaVu Sans Mono"/>
           <w:sz w:val="17"/>
         </w:rPr>
-        <w:t xml:space="preserve">    for student in </w:t>
-      </w:r>
-      <w:proofErr w:type="gramStart"/>
-      <w:r>
-        <w:rPr>
-          <w:rFonts w:ascii="DejaVu Sans Mono" w:hAnsi="DejaVu Sans Mono"/>
-          <w:sz w:val="17"/>
-        </w:rPr>
-        <w:t>students[</w:t>
-      </w:r>
-      <w:proofErr w:type="gramEnd"/>
-      <w:r>
-        <w:rPr>
-          <w:rFonts w:ascii="DejaVu Sans Mono" w:hAnsi="DejaVu Sans Mono"/>
-          <w:sz w:val="17"/>
-        </w:rPr>
-        <w:t>1:]:</w:t>
+        <w:t xml:space="preserve">    for student in students[1:]:</w:t>
       </w:r>
     </w:p>
     <w:p>
@@ -5027,21 +4826,12 @@
         <w:t xml:space="preserve">        if </w:t>
       </w:r>
       <w:proofErr w:type="spellStart"/>
-      <w:proofErr w:type="gramStart"/>
-      <w:r>
-        <w:rPr>
-          <w:rFonts w:ascii="DejaVu Sans Mono" w:hAnsi="DejaVu Sans Mono"/>
-          <w:sz w:val="17"/>
-        </w:rPr>
-        <w:t>student.average</w:t>
-      </w:r>
-      <w:proofErr w:type="gramEnd"/>
-      <w:r>
-        <w:rPr>
-          <w:rFonts w:ascii="DejaVu Sans Mono" w:hAnsi="DejaVu Sans Mono"/>
-          <w:sz w:val="17"/>
-        </w:rPr>
-        <w:t>_grade</w:t>
+      <w:r>
+        <w:rPr>
+          <w:rFonts w:ascii="DejaVu Sans Mono" w:hAnsi="DejaVu Sans Mono"/>
+          <w:sz w:val="17"/>
+        </w:rPr>
+        <w:t>student.average_grade</w:t>
       </w:r>
       <w:proofErr w:type="spellEnd"/>
       <w:r>
@@ -5436,15 +5226,7 @@
           <w:rFonts w:ascii="DejaVu Sans Mono" w:hAnsi="DejaVu Sans Mono"/>
           <w:sz w:val="17"/>
         </w:rPr>
-        <w:t>calculate_group_</w:t>
-      </w:r>
-      <w:proofErr w:type="gramStart"/>
-      <w:r>
-        <w:rPr>
-          <w:rFonts w:ascii="DejaVu Sans Mono" w:hAnsi="DejaVu Sans Mono"/>
-          <w:sz w:val="17"/>
-        </w:rPr>
-        <w:t>average</w:t>
+        <w:t>calculate_group_average</w:t>
       </w:r>
       <w:proofErr w:type="spellEnd"/>
       <w:r>
@@ -5454,7 +5236,6 @@
         </w:rPr>
         <w:t>(</w:t>
       </w:r>
-      <w:proofErr w:type="gramEnd"/>
     </w:p>
     <w:p>
       <w:pPr>
@@ -5466,23 +5247,7 @@
           <w:rFonts w:ascii="DejaVu Sans Mono" w:hAnsi="DejaVu Sans Mono"/>
           <w:sz w:val="17"/>
         </w:rPr>
-        <w:t xml:space="preserve">    students: </w:t>
-      </w:r>
-      <w:proofErr w:type="gramStart"/>
-      <w:r>
-        <w:rPr>
-          <w:rFonts w:ascii="DejaVu Sans Mono" w:hAnsi="DejaVu Sans Mono"/>
-          <w:sz w:val="17"/>
-        </w:rPr>
-        <w:t>list[</w:t>
-      </w:r>
-      <w:proofErr w:type="gramEnd"/>
-      <w:r>
-        <w:rPr>
-          <w:rFonts w:ascii="DejaVu Sans Mono" w:hAnsi="DejaVu Sans Mono"/>
-          <w:sz w:val="17"/>
-        </w:rPr>
-        <w:t>Student], group: str,</w:t>
+        <w:t xml:space="preserve">    students: list[Student], group: str,</w:t>
       </w:r>
     </w:p>
     <w:p>
@@ -5516,31 +5281,15 @@
           <w:rFonts w:ascii="DejaVu Sans Mono" w:hAnsi="DejaVu Sans Mono"/>
           <w:sz w:val="17"/>
         </w:rPr>
-        <w:t>filter_by_</w:t>
-      </w:r>
-      <w:proofErr w:type="gramStart"/>
-      <w:r>
-        <w:rPr>
-          <w:rFonts w:ascii="DejaVu Sans Mono" w:hAnsi="DejaVu Sans Mono"/>
-          <w:sz w:val="17"/>
-        </w:rPr>
-        <w:t>group</w:t>
-      </w:r>
-      <w:proofErr w:type="spellEnd"/>
-      <w:r>
-        <w:rPr>
-          <w:rFonts w:ascii="DejaVu Sans Mono" w:hAnsi="DejaVu Sans Mono"/>
-          <w:sz w:val="17"/>
-        </w:rPr>
-        <w:t>(</w:t>
-      </w:r>
-      <w:proofErr w:type="gramEnd"/>
-      <w:r>
-        <w:rPr>
-          <w:rFonts w:ascii="DejaVu Sans Mono" w:hAnsi="DejaVu Sans Mono"/>
-          <w:sz w:val="17"/>
-        </w:rPr>
-        <w:t>students, group)</w:t>
+        <w:t>filter_by_group</w:t>
+      </w:r>
+      <w:proofErr w:type="spellEnd"/>
+      <w:r>
+        <w:rPr>
+          <w:rFonts w:ascii="DejaVu Sans Mono" w:hAnsi="DejaVu Sans Mono"/>
+          <w:sz w:val="17"/>
+        </w:rPr>
+        <w:t>(students, group)</w:t>
       </w:r>
     </w:p>
     <w:p>
@@ -5579,18 +5328,9 @@
           <w:rFonts w:ascii="DejaVu Sans Mono" w:hAnsi="DejaVu Sans Mono"/>
           <w:sz w:val="17"/>
         </w:rPr>
-        <w:t xml:space="preserve">    total = </w:t>
-      </w:r>
-      <w:proofErr w:type="gramStart"/>
-      <w:r>
-        <w:rPr>
-          <w:rFonts w:ascii="DejaVu Sans Mono" w:hAnsi="DejaVu Sans Mono"/>
-          <w:sz w:val="17"/>
-        </w:rPr>
-        <w:t>sum(</w:t>
-      </w:r>
-      <w:proofErr w:type="spellStart"/>
-      <w:proofErr w:type="gramEnd"/>
+        <w:t xml:space="preserve">    total = sum(</w:t>
+      </w:r>
+      <w:proofErr w:type="spellStart"/>
       <w:r>
         <w:rPr>
           <w:rFonts w:ascii="DejaVu Sans Mono" w:hAnsi="DejaVu Sans Mono"/>
@@ -5681,31 +5421,15 @@
           <w:rFonts w:ascii="DejaVu Sans Mono" w:hAnsi="DejaVu Sans Mono"/>
           <w:sz w:val="17"/>
         </w:rPr>
-        <w:t>sort_by_</w:t>
-      </w:r>
-      <w:proofErr w:type="gramStart"/>
-      <w:r>
-        <w:rPr>
-          <w:rFonts w:ascii="DejaVu Sans Mono" w:hAnsi="DejaVu Sans Mono"/>
-          <w:sz w:val="17"/>
-        </w:rPr>
-        <w:t>grade</w:t>
-      </w:r>
-      <w:proofErr w:type="spellEnd"/>
-      <w:r>
-        <w:rPr>
-          <w:rFonts w:ascii="DejaVu Sans Mono" w:hAnsi="DejaVu Sans Mono"/>
-          <w:sz w:val="17"/>
-        </w:rPr>
-        <w:t>(</w:t>
-      </w:r>
-      <w:proofErr w:type="gramEnd"/>
-      <w:r>
-        <w:rPr>
-          <w:rFonts w:ascii="DejaVu Sans Mono" w:hAnsi="DejaVu Sans Mono"/>
-          <w:sz w:val="17"/>
-        </w:rPr>
-        <w:t>students: list[Student]) -&gt; list[Student]:</w:t>
+        <w:t>sort_by_grade</w:t>
+      </w:r>
+      <w:proofErr w:type="spellEnd"/>
+      <w:r>
+        <w:rPr>
+          <w:rFonts w:ascii="DejaVu Sans Mono" w:hAnsi="DejaVu Sans Mono"/>
+          <w:sz w:val="17"/>
+        </w:rPr>
+        <w:t>(students: list[Student]) -&gt; list[Student]:</w:t>
       </w:r>
     </w:p>
     <w:p>
@@ -5718,23 +5442,7 @@
           <w:rFonts w:ascii="DejaVu Sans Mono" w:hAnsi="DejaVu Sans Mono"/>
           <w:sz w:val="17"/>
         </w:rPr>
-        <w:t xml:space="preserve">    return </w:t>
-      </w:r>
-      <w:proofErr w:type="gramStart"/>
-      <w:r>
-        <w:rPr>
-          <w:rFonts w:ascii="DejaVu Sans Mono" w:hAnsi="DejaVu Sans Mono"/>
-          <w:sz w:val="17"/>
-        </w:rPr>
-        <w:t>sorted(</w:t>
-      </w:r>
-      <w:proofErr w:type="gramEnd"/>
-      <w:r>
-        <w:rPr>
-          <w:rFonts w:ascii="DejaVu Sans Mono" w:hAnsi="DejaVu Sans Mono"/>
-          <w:sz w:val="17"/>
-        </w:rPr>
-        <w:t xml:space="preserve">students, key=lambda student: </w:t>
+        <w:t xml:space="preserve">    return sorted(students, key=lambda student: </w:t>
       </w:r>
       <w:proofErr w:type="spellStart"/>
       <w:r>
@@ -6086,31 +5794,15 @@
           <w:rFonts w:ascii="DejaVu Sans Mono" w:hAnsi="DejaVu Sans Mono"/>
           <w:sz w:val="17"/>
         </w:rPr>
-        <w:t>read_</w:t>
-      </w:r>
-      <w:proofErr w:type="gramStart"/>
-      <w:r>
-        <w:rPr>
-          <w:rFonts w:ascii="DejaVu Sans Mono" w:hAnsi="DejaVu Sans Mono"/>
-          <w:sz w:val="17"/>
-        </w:rPr>
-        <w:t>student</w:t>
-      </w:r>
-      <w:proofErr w:type="spellEnd"/>
-      <w:r>
-        <w:rPr>
-          <w:rFonts w:ascii="DejaVu Sans Mono" w:hAnsi="DejaVu Sans Mono"/>
-          <w:sz w:val="17"/>
-        </w:rPr>
-        <w:t>(</w:t>
-      </w:r>
-      <w:proofErr w:type="gramEnd"/>
-      <w:r>
-        <w:rPr>
-          <w:rFonts w:ascii="DejaVu Sans Mono" w:hAnsi="DejaVu Sans Mono"/>
-          <w:sz w:val="17"/>
-        </w:rPr>
-        <w:t>) -&gt; Student:</w:t>
+        <w:t>read_student</w:t>
+      </w:r>
+      <w:proofErr w:type="spellEnd"/>
+      <w:r>
+        <w:rPr>
+          <w:rFonts w:ascii="DejaVu Sans Mono" w:hAnsi="DejaVu Sans Mono"/>
+          <w:sz w:val="17"/>
+        </w:rPr>
+        <w:t>() -&gt; Student:</w:t>
       </w:r>
     </w:p>
     <w:p>
@@ -6146,23 +5838,7 @@
           <w:rFonts w:ascii="DejaVu Sans Mono" w:hAnsi="DejaVu Sans Mono"/>
           <w:sz w:val="17"/>
         </w:rPr>
-        <w:t xml:space="preserve"> = </w:t>
-      </w:r>
-      <w:proofErr w:type="gramStart"/>
-      <w:r>
-        <w:rPr>
-          <w:rFonts w:ascii="DejaVu Sans Mono" w:hAnsi="DejaVu Sans Mono"/>
-          <w:sz w:val="17"/>
-        </w:rPr>
-        <w:t>input(</w:t>
-      </w:r>
-      <w:proofErr w:type="gramEnd"/>
-      <w:r>
-        <w:rPr>
-          <w:rFonts w:ascii="DejaVu Sans Mono" w:hAnsi="DejaVu Sans Mono"/>
-          <w:sz w:val="17"/>
-        </w:rPr>
-        <w:t>"</w:t>
+        <w:t xml:space="preserve"> = input("</w:t>
       </w:r>
       <w:proofErr w:type="spellStart"/>
       <w:r>
@@ -6207,23 +5883,7 @@
           <w:rFonts w:ascii="DejaVu Sans Mono" w:hAnsi="DejaVu Sans Mono"/>
           <w:sz w:val="17"/>
         </w:rPr>
-        <w:t xml:space="preserve"> = </w:t>
-      </w:r>
-      <w:proofErr w:type="gramStart"/>
-      <w:r>
-        <w:rPr>
-          <w:rFonts w:ascii="DejaVu Sans Mono" w:hAnsi="DejaVu Sans Mono"/>
-          <w:sz w:val="17"/>
-        </w:rPr>
-        <w:t>input(</w:t>
-      </w:r>
-      <w:proofErr w:type="gramEnd"/>
-      <w:r>
-        <w:rPr>
-          <w:rFonts w:ascii="DejaVu Sans Mono" w:hAnsi="DejaVu Sans Mono"/>
-          <w:sz w:val="17"/>
-        </w:rPr>
-        <w:t>"</w:t>
+        <w:t xml:space="preserve"> = input("</w:t>
       </w:r>
       <w:proofErr w:type="spellStart"/>
       <w:r>
@@ -6252,23 +5912,7 @@
           <w:rFonts w:ascii="DejaVu Sans Mono" w:hAnsi="DejaVu Sans Mono"/>
           <w:sz w:val="17"/>
         </w:rPr>
-        <w:t xml:space="preserve">    group = </w:t>
-      </w:r>
-      <w:proofErr w:type="gramStart"/>
-      <w:r>
-        <w:rPr>
-          <w:rFonts w:ascii="DejaVu Sans Mono" w:hAnsi="DejaVu Sans Mono"/>
-          <w:sz w:val="17"/>
-        </w:rPr>
-        <w:t>input(</w:t>
-      </w:r>
-      <w:proofErr w:type="gramEnd"/>
-      <w:r>
-        <w:rPr>
-          <w:rFonts w:ascii="DejaVu Sans Mono" w:hAnsi="DejaVu Sans Mono"/>
-          <w:sz w:val="17"/>
-        </w:rPr>
-        <w:t>"</w:t>
+        <w:t xml:space="preserve">    group = input("</w:t>
       </w:r>
       <w:proofErr w:type="spellStart"/>
       <w:r>
@@ -6310,23 +5954,7 @@
           <w:rFonts w:ascii="DejaVu Sans Mono" w:hAnsi="DejaVu Sans Mono"/>
           <w:sz w:val="17"/>
         </w:rPr>
-        <w:t xml:space="preserve">        grade = </w:t>
-      </w:r>
-      <w:proofErr w:type="gramStart"/>
-      <w:r>
-        <w:rPr>
-          <w:rFonts w:ascii="DejaVu Sans Mono" w:hAnsi="DejaVu Sans Mono"/>
-          <w:sz w:val="17"/>
-        </w:rPr>
-        <w:t>float(</w:t>
-      </w:r>
-      <w:proofErr w:type="gramEnd"/>
-      <w:r>
-        <w:rPr>
-          <w:rFonts w:ascii="DejaVu Sans Mono" w:hAnsi="DejaVu Sans Mono"/>
-          <w:sz w:val="17"/>
-        </w:rPr>
-        <w:t>input("</w:t>
+        <w:t xml:space="preserve">        grade = float(input("</w:t>
       </w:r>
       <w:proofErr w:type="spellStart"/>
       <w:r>
@@ -6403,7 +6031,6 @@
         <w:t xml:space="preserve">        raise </w:t>
       </w:r>
       <w:proofErr w:type="spellStart"/>
-      <w:proofErr w:type="gramStart"/>
       <w:r>
         <w:rPr>
           <w:rFonts w:ascii="DejaVu Sans Mono" w:hAnsi="DejaVu Sans Mono"/>
@@ -6417,15 +6044,7 @@
           <w:rFonts w:ascii="DejaVu Sans Mono" w:hAnsi="DejaVu Sans Mono"/>
           <w:sz w:val="17"/>
         </w:rPr>
-        <w:t>(</w:t>
-      </w:r>
-      <w:proofErr w:type="gramEnd"/>
-      <w:r>
-        <w:rPr>
-          <w:rFonts w:ascii="DejaVu Sans Mono" w:hAnsi="DejaVu Sans Mono"/>
-          <w:sz w:val="17"/>
-        </w:rPr>
-        <w:t>"</w:t>
+        <w:t>("</w:t>
       </w:r>
       <w:proofErr w:type="spellStart"/>
       <w:r>
@@ -6517,18 +6136,9 @@
           <w:rFonts w:ascii="DejaVu Sans Mono" w:hAnsi="DejaVu Sans Mono"/>
           <w:sz w:val="17"/>
         </w:rPr>
-        <w:t xml:space="preserve">    return </w:t>
-      </w:r>
-      <w:proofErr w:type="gramStart"/>
-      <w:r>
-        <w:rPr>
-          <w:rFonts w:ascii="DejaVu Sans Mono" w:hAnsi="DejaVu Sans Mono"/>
-          <w:sz w:val="17"/>
-        </w:rPr>
-        <w:t>Student(</w:t>
-      </w:r>
-      <w:proofErr w:type="spellStart"/>
-      <w:proofErr w:type="gramEnd"/>
+        <w:t xml:space="preserve">    return Student(</w:t>
+      </w:r>
+      <w:proofErr w:type="spellStart"/>
       <w:r>
         <w:rPr>
           <w:rFonts w:ascii="DejaVu Sans Mono" w:hAnsi="DejaVu Sans Mono"/>
@@ -6964,31 +6574,15 @@
           <w:rFonts w:ascii="DejaVu Sans Mono" w:hAnsi="DejaVu Sans Mono"/>
           <w:sz w:val="17"/>
         </w:rPr>
-        <w:t>read_</w:t>
-      </w:r>
-      <w:proofErr w:type="gramStart"/>
-      <w:r>
-        <w:rPr>
-          <w:rFonts w:ascii="DejaVu Sans Mono" w:hAnsi="DejaVu Sans Mono"/>
-          <w:sz w:val="17"/>
-        </w:rPr>
-        <w:t>student</w:t>
-      </w:r>
-      <w:proofErr w:type="spellEnd"/>
-      <w:r>
-        <w:rPr>
-          <w:rFonts w:ascii="DejaVu Sans Mono" w:hAnsi="DejaVu Sans Mono"/>
-          <w:sz w:val="17"/>
-        </w:rPr>
-        <w:t>(</w:t>
-      </w:r>
-      <w:proofErr w:type="gramEnd"/>
-      <w:r>
-        <w:rPr>
-          <w:rFonts w:ascii="DejaVu Sans Mono" w:hAnsi="DejaVu Sans Mono"/>
-          <w:sz w:val="17"/>
-        </w:rPr>
-        <w:t>)</w:t>
+        <w:t>read_student</w:t>
+      </w:r>
+      <w:proofErr w:type="spellEnd"/>
+      <w:r>
+        <w:rPr>
+          <w:rFonts w:ascii="DejaVu Sans Mono" w:hAnsi="DejaVu Sans Mono"/>
+          <w:sz w:val="17"/>
+        </w:rPr>
+        <w:t>()</w:t>
       </w:r>
     </w:p>
     <w:p>
@@ -7009,31 +6603,15 @@
           <w:rFonts w:ascii="DejaVu Sans Mono" w:hAnsi="DejaVu Sans Mono"/>
           <w:sz w:val="17"/>
         </w:rPr>
-        <w:t>add_</w:t>
-      </w:r>
-      <w:proofErr w:type="gramStart"/>
-      <w:r>
-        <w:rPr>
-          <w:rFonts w:ascii="DejaVu Sans Mono" w:hAnsi="DejaVu Sans Mono"/>
-          <w:sz w:val="17"/>
-        </w:rPr>
-        <w:t>student</w:t>
-      </w:r>
-      <w:proofErr w:type="spellEnd"/>
-      <w:r>
-        <w:rPr>
-          <w:rFonts w:ascii="DejaVu Sans Mono" w:hAnsi="DejaVu Sans Mono"/>
-          <w:sz w:val="17"/>
-        </w:rPr>
-        <w:t>(</w:t>
-      </w:r>
-      <w:proofErr w:type="gramEnd"/>
-      <w:r>
-        <w:rPr>
-          <w:rFonts w:ascii="DejaVu Sans Mono" w:hAnsi="DejaVu Sans Mono"/>
-          <w:sz w:val="17"/>
-        </w:rPr>
-        <w:t>students, student)</w:t>
+        <w:t>add_student</w:t>
+      </w:r>
+      <w:proofErr w:type="spellEnd"/>
+      <w:r>
+        <w:rPr>
+          <w:rFonts w:ascii="DejaVu Sans Mono" w:hAnsi="DejaVu Sans Mono"/>
+          <w:sz w:val="17"/>
+        </w:rPr>
+        <w:t>(students, student)</w:t>
       </w:r>
     </w:p>
     <w:p>
@@ -7046,18 +6624,9 @@
           <w:rFonts w:ascii="DejaVu Sans Mono" w:hAnsi="DejaVu Sans Mono"/>
           <w:sz w:val="17"/>
         </w:rPr>
-        <w:t xml:space="preserve">        </w:t>
-      </w:r>
-      <w:proofErr w:type="gramStart"/>
-      <w:r>
-        <w:rPr>
-          <w:rFonts w:ascii="DejaVu Sans Mono" w:hAnsi="DejaVu Sans Mono"/>
-          <w:sz w:val="17"/>
-        </w:rPr>
-        <w:t>print(</w:t>
-      </w:r>
-      <w:proofErr w:type="spellStart"/>
-      <w:proofErr w:type="gramEnd"/>
+        <w:t xml:space="preserve">        print(</w:t>
+      </w:r>
+      <w:proofErr w:type="spellStart"/>
       <w:r>
         <w:rPr>
           <w:rFonts w:ascii="DejaVu Sans Mono" w:hAnsi="DejaVu Sans Mono"/>
@@ -7128,18 +6697,9 @@
           <w:rFonts w:ascii="DejaVu Sans Mono" w:hAnsi="DejaVu Sans Mono"/>
           <w:sz w:val="17"/>
         </w:rPr>
-        <w:t xml:space="preserve">        </w:t>
-      </w:r>
-      <w:proofErr w:type="gramStart"/>
-      <w:r>
-        <w:rPr>
-          <w:rFonts w:ascii="DejaVu Sans Mono" w:hAnsi="DejaVu Sans Mono"/>
-          <w:sz w:val="17"/>
-        </w:rPr>
-        <w:t>print(</w:t>
-      </w:r>
-      <w:proofErr w:type="spellStart"/>
-      <w:proofErr w:type="gramEnd"/>
+        <w:t xml:space="preserve">        print(</w:t>
+      </w:r>
+      <w:proofErr w:type="spellStart"/>
       <w:r>
         <w:rPr>
           <w:rFonts w:ascii="DejaVu Sans Mono" w:hAnsi="DejaVu Sans Mono"/>
@@ -7218,21 +6778,7 @@
         <w:rPr>
           <w:lang w:val="ru-RU"/>
         </w:rPr>
-        <w:t xml:space="preserve"> </w:t>
-      </w:r>
-      <w:proofErr w:type="gramStart"/>
-      <w:r>
-        <w:rPr>
-          <w:lang w:val="ru-RU"/>
-        </w:rPr>
-        <w:t>без запуску</w:t>
-      </w:r>
-      <w:proofErr w:type="gramEnd"/>
-      <w:r>
-        <w:rPr>
-          <w:lang w:val="ru-RU"/>
-        </w:rPr>
-        <w:t xml:space="preserve"> меню. </w:t>
+        <w:t xml:space="preserve"> без запуску меню. </w:t>
       </w:r>
       <w:proofErr w:type="spellStart"/>
       <w:r>
@@ -7356,23 +6902,7 @@
           <w:rFonts w:ascii="DejaVu Sans Mono" w:hAnsi="DejaVu Sans Mono"/>
           <w:sz w:val="17"/>
         </w:rPr>
-        <w:t xml:space="preserve">    </w:t>
-      </w:r>
-      <w:proofErr w:type="gramStart"/>
-      <w:r>
-        <w:rPr>
-          <w:rFonts w:ascii="DejaVu Sans Mono" w:hAnsi="DejaVu Sans Mono"/>
-          <w:sz w:val="17"/>
-        </w:rPr>
-        <w:t>main(</w:t>
-      </w:r>
-      <w:proofErr w:type="gramEnd"/>
-      <w:r>
-        <w:rPr>
-          <w:rFonts w:ascii="DejaVu Sans Mono" w:hAnsi="DejaVu Sans Mono"/>
-          <w:sz w:val="17"/>
-        </w:rPr>
-        <w:t>)</w:t>
+        <w:t xml:space="preserve">    main()</w:t>
       </w:r>
     </w:p>
     <w:p>
@@ -7853,31 +7383,15 @@
           <w:rFonts w:ascii="DejaVu Sans Mono" w:hAnsi="DejaVu Sans Mono"/>
           <w:sz w:val="17"/>
         </w:rPr>
-        <w:t>test_average_of_selected_</w:t>
-      </w:r>
-      <w:proofErr w:type="gramStart"/>
-      <w:r>
-        <w:rPr>
-          <w:rFonts w:ascii="DejaVu Sans Mono" w:hAnsi="DejaVu Sans Mono"/>
-          <w:sz w:val="17"/>
-        </w:rPr>
-        <w:t>group</w:t>
-      </w:r>
-      <w:proofErr w:type="spellEnd"/>
-      <w:r>
-        <w:rPr>
-          <w:rFonts w:ascii="DejaVu Sans Mono" w:hAnsi="DejaVu Sans Mono"/>
-          <w:sz w:val="17"/>
-        </w:rPr>
-        <w:t>(</w:t>
-      </w:r>
-      <w:proofErr w:type="gramEnd"/>
-      <w:r>
-        <w:rPr>
-          <w:rFonts w:ascii="DejaVu Sans Mono" w:hAnsi="DejaVu Sans Mono"/>
-          <w:sz w:val="17"/>
-        </w:rPr>
-        <w:t>students: list[Student]) -&gt; None:</w:t>
+        <w:t>test_average_of_selected_group</w:t>
+      </w:r>
+      <w:proofErr w:type="spellEnd"/>
+      <w:r>
+        <w:rPr>
+          <w:rFonts w:ascii="DejaVu Sans Mono" w:hAnsi="DejaVu Sans Mono"/>
+          <w:sz w:val="17"/>
+        </w:rPr>
+        <w:t>(students: list[Student]) -&gt; None:</w:t>
       </w:r>
     </w:p>
     <w:p>
@@ -7900,7 +7414,6 @@
         </w:rPr>
         <w:t>calculate_group_</w:t>
       </w:r>
-      <w:proofErr w:type="gramStart"/>
       <w:r>
         <w:rPr>
           <w:rFonts w:ascii="DejaVu Sans Mono" w:hAnsi="DejaVu Sans Mono"/>
@@ -7914,15 +7427,7 @@
           <w:rFonts w:ascii="DejaVu Sans Mono" w:hAnsi="DejaVu Sans Mono"/>
           <w:sz w:val="17"/>
         </w:rPr>
-        <w:t>(</w:t>
-      </w:r>
-      <w:proofErr w:type="gramEnd"/>
-      <w:r>
-        <w:rPr>
-          <w:rFonts w:ascii="DejaVu Sans Mono" w:hAnsi="DejaVu Sans Mono"/>
-          <w:sz w:val="17"/>
-        </w:rPr>
-        <w:t xml:space="preserve">students, "ФЕП-32") == </w:t>
+        <w:t xml:space="preserve">(students, "ФЕП-32") == </w:t>
       </w:r>
       <w:proofErr w:type="spellStart"/>
       <w:r>
@@ -7959,31 +7464,15 @@
           <w:rFonts w:ascii="DejaVu Sans Mono" w:hAnsi="DejaVu Sans Mono"/>
           <w:sz w:val="17"/>
         </w:rPr>
-        <w:t>calculate_group_</w:t>
-      </w:r>
-      <w:proofErr w:type="gramStart"/>
-      <w:r>
-        <w:rPr>
-          <w:rFonts w:ascii="DejaVu Sans Mono" w:hAnsi="DejaVu Sans Mono"/>
-          <w:sz w:val="17"/>
-        </w:rPr>
-        <w:t>average</w:t>
-      </w:r>
-      <w:proofErr w:type="spellEnd"/>
-      <w:r>
-        <w:rPr>
-          <w:rFonts w:ascii="DejaVu Sans Mono" w:hAnsi="DejaVu Sans Mono"/>
-          <w:sz w:val="17"/>
-        </w:rPr>
-        <w:t>(</w:t>
-      </w:r>
-      <w:proofErr w:type="gramEnd"/>
-      <w:r>
-        <w:rPr>
-          <w:rFonts w:ascii="DejaVu Sans Mono" w:hAnsi="DejaVu Sans Mono"/>
-          <w:sz w:val="17"/>
-        </w:rPr>
-        <w:t xml:space="preserve">students, "ФЕП-31") == </w:t>
+        <w:t>calculate_group_average</w:t>
+      </w:r>
+      <w:proofErr w:type="spellEnd"/>
+      <w:r>
+        <w:rPr>
+          <w:rFonts w:ascii="DejaVu Sans Mono" w:hAnsi="DejaVu Sans Mono"/>
+          <w:sz w:val="17"/>
+        </w:rPr>
+        <w:t xml:space="preserve">(students, "ФЕП-31") == </w:t>
       </w:r>
       <w:proofErr w:type="spellStart"/>
       <w:r>
@@ -8020,31 +7509,15 @@
           <w:rFonts w:ascii="DejaVu Sans Mono" w:hAnsi="DejaVu Sans Mono"/>
           <w:sz w:val="17"/>
         </w:rPr>
-        <w:t>calculate_group_</w:t>
-      </w:r>
-      <w:proofErr w:type="gramStart"/>
-      <w:r>
-        <w:rPr>
-          <w:rFonts w:ascii="DejaVu Sans Mono" w:hAnsi="DejaVu Sans Mono"/>
-          <w:sz w:val="17"/>
-        </w:rPr>
-        <w:t>average</w:t>
-      </w:r>
-      <w:proofErr w:type="spellEnd"/>
-      <w:r>
-        <w:rPr>
-          <w:rFonts w:ascii="DejaVu Sans Mono" w:hAnsi="DejaVu Sans Mono"/>
-          <w:sz w:val="17"/>
-        </w:rPr>
-        <w:t>(</w:t>
-      </w:r>
-      <w:proofErr w:type="gramEnd"/>
-      <w:r>
-        <w:rPr>
-          <w:rFonts w:ascii="DejaVu Sans Mono" w:hAnsi="DejaVu Sans Mono"/>
-          <w:sz w:val="17"/>
-        </w:rPr>
-        <w:t>students, "ФЕП-</w:t>
+        <w:t>calculate_group_average</w:t>
+      </w:r>
+      <w:proofErr w:type="spellEnd"/>
+      <w:r>
+        <w:rPr>
+          <w:rFonts w:ascii="DejaVu Sans Mono" w:hAnsi="DejaVu Sans Mono"/>
+          <w:sz w:val="17"/>
+        </w:rPr>
+        <w:t>(students, "ФЕП-</w:t>
       </w:r>
       <w:r>
         <w:rPr>
@@ -8085,31 +7558,15 @@
           <w:rFonts w:ascii="DejaVu Sans Mono" w:hAnsi="DejaVu Sans Mono"/>
           <w:sz w:val="17"/>
         </w:rPr>
-        <w:t>calculate_group_</w:t>
-      </w:r>
-      <w:proofErr w:type="gramStart"/>
-      <w:r>
-        <w:rPr>
-          <w:rFonts w:ascii="DejaVu Sans Mono" w:hAnsi="DejaVu Sans Mono"/>
-          <w:sz w:val="17"/>
-        </w:rPr>
-        <w:t>average</w:t>
-      </w:r>
-      <w:proofErr w:type="spellEnd"/>
-      <w:r>
-        <w:rPr>
-          <w:rFonts w:ascii="DejaVu Sans Mono" w:hAnsi="DejaVu Sans Mono"/>
-          <w:sz w:val="17"/>
-        </w:rPr>
-        <w:t>(</w:t>
-      </w:r>
-      <w:proofErr w:type="gramEnd"/>
-      <w:r>
-        <w:rPr>
-          <w:rFonts w:ascii="DejaVu Sans Mono" w:hAnsi="DejaVu Sans Mono"/>
-          <w:sz w:val="17"/>
-        </w:rPr>
-        <w:t>[], "ФЕП-32") is None</w:t>
+        <w:t>calculate_group_average</w:t>
+      </w:r>
+      <w:proofErr w:type="spellEnd"/>
+      <w:r>
+        <w:rPr>
+          <w:rFonts w:ascii="DejaVu Sans Mono" w:hAnsi="DejaVu Sans Mono"/>
+          <w:sz w:val="17"/>
+        </w:rPr>
+        <w:t>([], "ФЕП-32") is None</w:t>
       </w:r>
     </w:p>
     <w:p>
@@ -8140,41 +7597,76 @@
         <w:rPr>
           <w:lang w:val="ru-RU"/>
         </w:rPr>
-        <w:t>в</w:t>
-      </w:r>
-      <w:r>
-        <w:rPr>
-          <w:lang w:val="ru-RU"/>
-        </w:rPr>
-        <w:t>становлення</w:t>
-      </w:r>
-      <w:proofErr w:type="spellEnd"/>
-      <w:r>
-        <w:rPr>
-          <w:lang w:val="ru-RU"/>
-        </w:rPr>
-        <w:t xml:space="preserve"> пакета командою </w:t>
-      </w:r>
-      <w:r>
-        <w:t>python</w:t>
-      </w:r>
-      <w:r>
-        <w:rPr>
-          <w:lang w:val="ru-RU"/>
-        </w:rPr>
-        <w:t xml:space="preserve"> -</w:t>
-      </w:r>
-      <w:r>
-        <w:t>m</w:t>
-      </w:r>
-      <w:r>
-        <w:rPr>
-          <w:lang w:val="ru-RU"/>
-        </w:rPr>
-        <w:t xml:space="preserve"> </w:t>
-      </w:r>
-      <w:proofErr w:type="spellStart"/>
-      <w:r>
+        <w:t>встановлення</w:t>
+      </w:r>
+      <w:proofErr w:type="spellEnd"/>
+      <w:r>
+        <w:rPr>
+          <w:lang w:val="ru-RU"/>
+        </w:rPr>
+        <w:t xml:space="preserve"> пакета </w:t>
+      </w:r>
+      <w:proofErr w:type="spellStart"/>
+      <w:r>
+        <w:rPr>
+          <w:lang w:val="ru-RU"/>
+        </w:rPr>
+        <w:t>виконано</w:t>
+      </w:r>
+      <w:proofErr w:type="spellEnd"/>
+      <w:r>
+        <w:rPr>
+          <w:lang w:val="ru-RU"/>
+        </w:rPr>
+        <w:t xml:space="preserve"> </w:t>
+      </w:r>
+      <w:proofErr w:type="spellStart"/>
+      <w:r>
+        <w:rPr>
+          <w:lang w:val="ru-RU"/>
+        </w:rPr>
+        <w:t>автоматизоване</w:t>
+      </w:r>
+      <w:proofErr w:type="spellEnd"/>
+      <w:r>
+        <w:rPr>
+          <w:lang w:val="ru-RU"/>
+        </w:rPr>
+        <w:t xml:space="preserve"> </w:t>
+      </w:r>
+      <w:proofErr w:type="spellStart"/>
+      <w:r>
+        <w:rPr>
+          <w:lang w:val="ru-RU"/>
+        </w:rPr>
+        <w:t>тестування</w:t>
+      </w:r>
+      <w:proofErr w:type="spellEnd"/>
+      <w:r>
+        <w:rPr>
+          <w:lang w:val="ru-RU"/>
+        </w:rPr>
+        <w:t xml:space="preserve"> за </w:t>
+      </w:r>
+      <w:proofErr w:type="spellStart"/>
+      <w:r>
+        <w:rPr>
+          <w:lang w:val="ru-RU"/>
+        </w:rPr>
+        <w:t>допомогою</w:t>
+      </w:r>
+      <w:proofErr w:type="spellEnd"/>
+      <w:r>
+        <w:rPr>
+          <w:lang w:val="ru-RU"/>
+        </w:rPr>
+        <w:t xml:space="preserve"> </w:t>
+      </w:r>
+      <w:proofErr w:type="spellStart"/>
+      <w:r>
+        <w:rPr>
+          <w:lang w:val="ru-RU"/>
+        </w:rPr>
         <w:t>pytest</w:t>
       </w:r>
       <w:proofErr w:type="spellEnd"/>
@@ -8182,23 +7674,126 @@
         <w:rPr>
           <w:lang w:val="ru-RU"/>
         </w:rPr>
-        <w:t xml:space="preserve"> -</w:t>
-      </w:r>
-      <w:r>
-        <w:t>q</w:t>
-      </w:r>
-      <w:r>
-        <w:rPr>
-          <w:lang w:val="ru-RU"/>
-        </w:rPr>
-        <w:t xml:space="preserve"> </w:t>
-      </w:r>
-      <w:proofErr w:type="spellStart"/>
-      <w:r>
-        <w:rPr>
-          <w:lang w:val="ru-RU"/>
-        </w:rPr>
-        <w:t>виконано</w:t>
+        <w:t xml:space="preserve">. Запуск </w:t>
+      </w:r>
+      <w:proofErr w:type="spellStart"/>
+      <w:r>
+        <w:rPr>
+          <w:lang w:val="ru-RU"/>
+        </w:rPr>
+        <w:t>здійснено</w:t>
+      </w:r>
+      <w:proofErr w:type="spellEnd"/>
+      <w:r>
+        <w:rPr>
+          <w:lang w:val="ru-RU"/>
+        </w:rPr>
+        <w:t xml:space="preserve"> в </w:t>
+      </w:r>
+      <w:proofErr w:type="spellStart"/>
+      <w:r>
+        <w:rPr>
+          <w:lang w:val="ru-RU"/>
+        </w:rPr>
+        <w:t>терміналі</w:t>
+      </w:r>
+      <w:proofErr w:type="spellEnd"/>
+      <w:r>
+        <w:rPr>
+          <w:lang w:val="ru-RU"/>
+        </w:rPr>
+        <w:t xml:space="preserve"> </w:t>
+      </w:r>
+      <w:proofErr w:type="spellStart"/>
+      <w:r>
+        <w:rPr>
+          <w:lang w:val="ru-RU"/>
+        </w:rPr>
+        <w:t>PowerShell</w:t>
+      </w:r>
+      <w:proofErr w:type="spellEnd"/>
+      <w:r>
+        <w:rPr>
+          <w:lang w:val="ru-RU"/>
+        </w:rPr>
+        <w:t xml:space="preserve"> через </w:t>
+      </w:r>
+      <w:proofErr w:type="spellStart"/>
+      <w:r>
+        <w:rPr>
+          <w:lang w:val="ru-RU"/>
+        </w:rPr>
+        <w:t>інтерпретатор</w:t>
+      </w:r>
+      <w:proofErr w:type="spellEnd"/>
+      <w:r>
+        <w:rPr>
+          <w:lang w:val="ru-RU"/>
+        </w:rPr>
+        <w:t xml:space="preserve"> Python </w:t>
+      </w:r>
+      <w:proofErr w:type="spellStart"/>
+      <w:r>
+        <w:rPr>
+          <w:lang w:val="ru-RU"/>
+        </w:rPr>
+        <w:t>із</w:t>
+      </w:r>
+      <w:proofErr w:type="spellEnd"/>
+      <w:r>
+        <w:rPr>
+          <w:lang w:val="ru-RU"/>
+        </w:rPr>
+        <w:t xml:space="preserve"> </w:t>
+      </w:r>
+      <w:proofErr w:type="spellStart"/>
+      <w:r>
+        <w:rPr>
+          <w:lang w:val="ru-RU"/>
+        </w:rPr>
+        <w:t>віртуального</w:t>
+      </w:r>
+      <w:proofErr w:type="spellEnd"/>
+      <w:r>
+        <w:rPr>
+          <w:lang w:val="ru-RU"/>
+        </w:rPr>
+        <w:t xml:space="preserve"> </w:t>
+      </w:r>
+      <w:proofErr w:type="spellStart"/>
+      <w:r>
+        <w:rPr>
+          <w:lang w:val="ru-RU"/>
+        </w:rPr>
+        <w:t>середовища</w:t>
+      </w:r>
+      <w:proofErr w:type="spellEnd"/>
+      <w:r>
+        <w:rPr>
+          <w:lang w:val="ru-RU"/>
+        </w:rPr>
+        <w:t xml:space="preserve"> `.</w:t>
+      </w:r>
+      <w:proofErr w:type="spellStart"/>
+      <w:r>
+        <w:rPr>
+          <w:lang w:val="ru-RU"/>
+        </w:rPr>
+        <w:t>venv</w:t>
+      </w:r>
+      <w:proofErr w:type="spellEnd"/>
+      <w:r>
+        <w:rPr>
+          <w:lang w:val="ru-RU"/>
+        </w:rPr>
+        <w:t xml:space="preserve">`. </w:t>
+      </w:r>
+      <w:proofErr w:type="spellStart"/>
+      <w:r>
+        <w:rPr>
+          <w:lang w:val="ru-RU"/>
+        </w:rPr>
+        <w:t>Усі</w:t>
       </w:r>
       <w:proofErr w:type="spellEnd"/>
       <w:r>
@@ -8212,28 +7807,14 @@
         <w:rPr>
           <w:lang w:val="ru-RU"/>
         </w:rPr>
-        <w:t>перевірок</w:t>
-      </w:r>
-      <w:proofErr w:type="spellEnd"/>
-      <w:r>
-        <w:rPr>
-          <w:lang w:val="ru-RU"/>
-        </w:rPr>
-        <w:t xml:space="preserve">. </w:t>
-      </w:r>
-      <w:proofErr w:type="spellStart"/>
-      <w:r>
-        <w:rPr>
-          <w:lang w:val="ru-RU"/>
-        </w:rPr>
-        <w:t>Усі</w:t>
-      </w:r>
-      <w:proofErr w:type="spellEnd"/>
-      <w:r>
-        <w:rPr>
-          <w:lang w:val="ru-RU"/>
-        </w:rPr>
-        <w:t xml:space="preserve"> вони </w:t>
+        <w:t>тестів</w:t>
+      </w:r>
+      <w:proofErr w:type="spellEnd"/>
+      <w:r>
+        <w:rPr>
+          <w:lang w:val="ru-RU"/>
+        </w:rPr>
+        <w:t xml:space="preserve"> </w:t>
       </w:r>
       <w:proofErr w:type="spellStart"/>
       <w:r>
@@ -8261,119 +7842,27 @@
         <w:rPr>
           <w:lang w:val="ru-RU"/>
         </w:rPr>
-        <w:t xml:space="preserve">. </w:t>
-      </w:r>
-      <w:proofErr w:type="spellStart"/>
-      <w:r>
-        <w:rPr>
-          <w:lang w:val="ru-RU"/>
-        </w:rPr>
-        <w:t>Додатковими</w:t>
-      </w:r>
-      <w:proofErr w:type="spellEnd"/>
-      <w:r>
-        <w:rPr>
-          <w:lang w:val="ru-RU"/>
-        </w:rPr>
-        <w:t xml:space="preserve"> запусками меню </w:t>
-      </w:r>
-      <w:proofErr w:type="spellStart"/>
-      <w:r>
-        <w:rPr>
-          <w:lang w:val="ru-RU"/>
-        </w:rPr>
-        <w:t>перевірено</w:t>
-      </w:r>
-      <w:proofErr w:type="spellEnd"/>
-      <w:r>
-        <w:rPr>
-          <w:lang w:val="ru-RU"/>
-        </w:rPr>
-        <w:t xml:space="preserve"> </w:t>
-      </w:r>
-      <w:proofErr w:type="spellStart"/>
-      <w:r>
-        <w:rPr>
-          <w:lang w:val="ru-RU"/>
-        </w:rPr>
-        <w:t>нечисловий</w:t>
-      </w:r>
-      <w:proofErr w:type="spellEnd"/>
-      <w:r>
-        <w:rPr>
-          <w:lang w:val="ru-RU"/>
-        </w:rPr>
-        <w:t xml:space="preserve"> бал, </w:t>
-      </w:r>
-      <w:proofErr w:type="spellStart"/>
-      <w:r>
-        <w:rPr>
-          <w:lang w:val="ru-RU"/>
-        </w:rPr>
-        <w:t>невідомий</w:t>
-      </w:r>
-      <w:proofErr w:type="spellEnd"/>
-      <w:r>
-        <w:rPr>
-          <w:lang w:val="ru-RU"/>
-        </w:rPr>
-        <w:t xml:space="preserve"> пункт і </w:t>
-      </w:r>
-      <w:proofErr w:type="spellStart"/>
-      <w:r>
-        <w:rPr>
-          <w:lang w:val="ru-RU"/>
-        </w:rPr>
-        <w:t>завершення</w:t>
-      </w:r>
-      <w:proofErr w:type="spellEnd"/>
-      <w:r>
-        <w:rPr>
-          <w:lang w:val="ru-RU"/>
-        </w:rPr>
-        <w:t xml:space="preserve"> </w:t>
-      </w:r>
-      <w:proofErr w:type="spellStart"/>
-      <w:r>
-        <w:rPr>
-          <w:lang w:val="ru-RU"/>
-        </w:rPr>
-        <w:t>роботи</w:t>
-      </w:r>
-      <w:proofErr w:type="spellEnd"/>
-      <w:r>
-        <w:rPr>
-          <w:lang w:val="ru-RU"/>
-        </w:rPr>
-        <w:t xml:space="preserve"> через </w:t>
-      </w:r>
-      <w:proofErr w:type="spellStart"/>
-      <w:r>
-        <w:rPr>
-          <w:lang w:val="ru-RU"/>
-        </w:rPr>
-        <w:t>обидві</w:t>
-      </w:r>
-      <w:proofErr w:type="spellEnd"/>
-      <w:r>
-        <w:rPr>
-          <w:lang w:val="ru-RU"/>
-        </w:rPr>
-        <w:t xml:space="preserve"> </w:t>
-      </w:r>
-      <w:proofErr w:type="spellStart"/>
-      <w:r>
-        <w:rPr>
-          <w:lang w:val="ru-RU"/>
-        </w:rPr>
-        <w:t>команди</w:t>
-      </w:r>
-      <w:proofErr w:type="spellEnd"/>
-      <w:r>
-        <w:rPr>
-          <w:lang w:val="ru-RU"/>
-        </w:rPr>
-        <w:t xml:space="preserve"> запуску.</w:t>
+        <w:t xml:space="preserve">. Результат </w:t>
+      </w:r>
+      <w:proofErr w:type="spellStart"/>
+      <w:r>
+        <w:rPr>
+          <w:lang w:val="ru-RU"/>
+        </w:rPr>
+        <w:t>перевірки</w:t>
+      </w:r>
+      <w:proofErr w:type="spellEnd"/>
+      <w:r>
+        <w:rPr>
+          <w:lang w:val="ru-RU"/>
+        </w:rPr>
+        <w:t xml:space="preserve"> наведено на рисунку 1</w:t>
+      </w:r>
+      <w:r>
+        <w:rPr>
+          <w:lang w:val="ru-RU"/>
+        </w:rPr>
+        <w:t>.</w:t>
       </w:r>
     </w:p>
     <w:p>
@@ -8499,7 +7988,6 @@
         <w:t xml:space="preserve">5. Файл </w:t>
       </w:r>
       <w:proofErr w:type="spellStart"/>
-      <w:proofErr w:type="gramStart"/>
       <w:r>
         <w:t>pyproject</w:t>
       </w:r>
@@ -8515,7 +8003,6 @@
         <w:t>toml</w:t>
       </w:r>
       <w:proofErr w:type="spellEnd"/>
-      <w:proofErr w:type="gramEnd"/>
     </w:p>
     <w:p>
       <w:pPr>
@@ -8949,21 +8436,12 @@
         <w:t>build-backend = "</w:t>
       </w:r>
       <w:proofErr w:type="spellStart"/>
-      <w:proofErr w:type="gramStart"/>
-      <w:r>
-        <w:rPr>
-          <w:rFonts w:ascii="DejaVu Sans Mono" w:hAnsi="DejaVu Sans Mono"/>
-          <w:sz w:val="17"/>
-        </w:rPr>
-        <w:t>setuptools.build</w:t>
-      </w:r>
-      <w:proofErr w:type="gramEnd"/>
-      <w:r>
-        <w:rPr>
-          <w:rFonts w:ascii="DejaVu Sans Mono" w:hAnsi="DejaVu Sans Mono"/>
-          <w:sz w:val="17"/>
-        </w:rPr>
-        <w:t>_meta</w:t>
+      <w:r>
+        <w:rPr>
+          <w:rFonts w:ascii="DejaVu Sans Mono" w:hAnsi="DejaVu Sans Mono"/>
+          <w:sz w:val="17"/>
+        </w:rPr>
+        <w:t>setuptools.build_meta</w:t>
       </w:r>
       <w:proofErr w:type="spellEnd"/>
       <w:r>
@@ -9127,7 +8605,6 @@
         <w:t>[</w:t>
       </w:r>
       <w:proofErr w:type="spellStart"/>
-      <w:proofErr w:type="gramStart"/>
       <w:r>
         <w:rPr>
           <w:rFonts w:ascii="DejaVu Sans Mono" w:hAnsi="DejaVu Sans Mono"/>
@@ -9136,7 +8613,6 @@
         <w:t>project.optional</w:t>
       </w:r>
       <w:proofErr w:type="spellEnd"/>
-      <w:proofErr w:type="gramEnd"/>
       <w:r>
         <w:rPr>
           <w:rFonts w:ascii="DejaVu Sans Mono" w:hAnsi="DejaVu Sans Mono"/>
@@ -9200,7 +8676,6 @@
         <w:t>[</w:t>
       </w:r>
       <w:proofErr w:type="spellStart"/>
-      <w:proofErr w:type="gramStart"/>
       <w:r>
         <w:rPr>
           <w:rFonts w:ascii="DejaVu Sans Mono" w:hAnsi="DejaVu Sans Mono"/>
@@ -9209,7 +8684,6 @@
         <w:t>project.scripts</w:t>
       </w:r>
       <w:proofErr w:type="spellEnd"/>
-      <w:proofErr w:type="gramEnd"/>
       <w:r>
         <w:rPr>
           <w:rFonts w:ascii="DejaVu Sans Mono" w:hAnsi="DejaVu Sans Mono"/>
@@ -9236,23 +8710,7 @@
           <w:rFonts w:ascii="DejaVu Sans Mono" w:hAnsi="DejaVu Sans Mono"/>
           <w:sz w:val="17"/>
         </w:rPr>
-        <w:t>student_</w:t>
-      </w:r>
-      <w:proofErr w:type="gramStart"/>
-      <w:r>
-        <w:rPr>
-          <w:rFonts w:ascii="DejaVu Sans Mono" w:hAnsi="DejaVu Sans Mono"/>
-          <w:sz w:val="17"/>
-        </w:rPr>
-        <w:t>manager.main</w:t>
-      </w:r>
-      <w:proofErr w:type="gramEnd"/>
-      <w:r>
-        <w:rPr>
-          <w:rFonts w:ascii="DejaVu Sans Mono" w:hAnsi="DejaVu Sans Mono"/>
-          <w:sz w:val="17"/>
-        </w:rPr>
-        <w:t>:main</w:t>
+        <w:t>student_manager.main:main</w:t>
       </w:r>
       <w:proofErr w:type="spellEnd"/>
       <w:r>
@@ -9289,7 +8747,6 @@
         <w:t>[</w:t>
       </w:r>
       <w:proofErr w:type="spellStart"/>
-      <w:proofErr w:type="gramStart"/>
       <w:r>
         <w:rPr>
           <w:rFonts w:ascii="DejaVu Sans Mono" w:hAnsi="DejaVu Sans Mono"/>
@@ -9302,15 +8759,7 @@
           <w:rFonts w:ascii="DejaVu Sans Mono" w:hAnsi="DejaVu Sans Mono"/>
           <w:sz w:val="17"/>
         </w:rPr>
-        <w:t>l.setuptools</w:t>
-      </w:r>
-      <w:proofErr w:type="gramEnd"/>
-      <w:r>
-        <w:rPr>
-          <w:rFonts w:ascii="DejaVu Sans Mono" w:hAnsi="DejaVu Sans Mono"/>
-          <w:sz w:val="17"/>
-        </w:rPr>
-        <w:t>.packages.find</w:t>
+        <w:t>l.setuptools.packages.find</w:t>
       </w:r>
       <w:proofErr w:type="spellEnd"/>
       <w:r>
@@ -9425,12 +8874,10 @@
         <w:t xml:space="preserve">У </w:t>
       </w:r>
       <w:proofErr w:type="spellStart"/>
-      <w:proofErr w:type="gramStart"/>
       <w:r>
         <w:t>project.scripts</w:t>
       </w:r>
       <w:proofErr w:type="spellEnd"/>
-      <w:proofErr w:type="gramEnd"/>
       <w:r>
         <w:t xml:space="preserve"> </w:t>
       </w:r>
@@ -9467,12 +8914,10 @@
         <w:t xml:space="preserve"> </w:t>
       </w:r>
       <w:proofErr w:type="spellStart"/>
-      <w:proofErr w:type="gramStart"/>
       <w:r>
         <w:t>packages.find</w:t>
       </w:r>
       <w:proofErr w:type="spellEnd"/>
-      <w:proofErr w:type="gramEnd"/>
       <w:r>
         <w:t xml:space="preserve"> </w:t>
       </w:r>
@@ -9722,21 +9167,13 @@
         <w:rPr>
           <w:lang w:val="ru-RU"/>
         </w:rPr>
-        <w:t xml:space="preserve">6. </w:t>
-      </w:r>
-      <w:proofErr w:type="gramStart"/>
-      <w:r>
-        <w:rPr>
-          <w:lang w:val="ru-RU"/>
-        </w:rPr>
-        <w:t>Файл .</w:t>
+        <w:t>6. Файл .</w:t>
       </w:r>
       <w:proofErr w:type="spellStart"/>
       <w:r>
         <w:t>gitignore</w:t>
       </w:r>
       <w:proofErr w:type="spellEnd"/>
-      <w:proofErr w:type="gramEnd"/>
     </w:p>
     <w:p>
       <w:pPr>
@@ -9859,139 +9296,130 @@
         <w:rPr>
           <w:lang w:val="ru-RU"/>
         </w:rPr>
+        <w:t>. Файл .</w:t>
+      </w:r>
+      <w:r>
+        <w:t>env</w:t>
+      </w:r>
+      <w:r>
+        <w:rPr>
+          <w:lang w:val="ru-RU"/>
+        </w:rPr>
+        <w:t xml:space="preserve"> </w:t>
+      </w:r>
+      <w:proofErr w:type="spellStart"/>
+      <w:r>
+        <w:rPr>
+          <w:lang w:val="ru-RU"/>
+        </w:rPr>
+        <w:t>також</w:t>
+      </w:r>
+      <w:proofErr w:type="spellEnd"/>
+      <w:r>
+        <w:rPr>
+          <w:lang w:val="ru-RU"/>
+        </w:rPr>
+        <w:t xml:space="preserve"> </w:t>
+      </w:r>
+      <w:proofErr w:type="spellStart"/>
+      <w:r>
+        <w:rPr>
+          <w:lang w:val="ru-RU"/>
+        </w:rPr>
+        <w:t>виключено</w:t>
+      </w:r>
+      <w:proofErr w:type="spellEnd"/>
+      <w:r>
+        <w:rPr>
+          <w:lang w:val="ru-RU"/>
+        </w:rPr>
+        <w:t xml:space="preserve">, </w:t>
+      </w:r>
+      <w:proofErr w:type="spellStart"/>
+      <w:r>
+        <w:rPr>
+          <w:lang w:val="ru-RU"/>
+        </w:rPr>
+        <w:t>оскільки</w:t>
+      </w:r>
+      <w:proofErr w:type="spellEnd"/>
+      <w:r>
+        <w:rPr>
+          <w:lang w:val="ru-RU"/>
+        </w:rPr>
+        <w:t xml:space="preserve"> </w:t>
+      </w:r>
+      <w:proofErr w:type="spellStart"/>
+      <w:r>
+        <w:rPr>
+          <w:lang w:val="ru-RU"/>
+        </w:rPr>
+        <w:t>він</w:t>
+      </w:r>
+      <w:proofErr w:type="spellEnd"/>
+      <w:r>
+        <w:rPr>
+          <w:lang w:val="ru-RU"/>
+        </w:rPr>
+        <w:t xml:space="preserve"> </w:t>
+      </w:r>
+      <w:proofErr w:type="spellStart"/>
+      <w:r>
+        <w:rPr>
+          <w:lang w:val="ru-RU"/>
+        </w:rPr>
+        <w:t>може</w:t>
+      </w:r>
+      <w:proofErr w:type="spellEnd"/>
+      <w:r>
+        <w:rPr>
+          <w:lang w:val="ru-RU"/>
+        </w:rPr>
+        <w:t xml:space="preserve"> </w:t>
+      </w:r>
+      <w:proofErr w:type="spellStart"/>
+      <w:r>
+        <w:rPr>
+          <w:lang w:val="ru-RU"/>
+        </w:rPr>
+        <w:t>містити</w:t>
+      </w:r>
+      <w:proofErr w:type="spellEnd"/>
+      <w:r>
+        <w:rPr>
+          <w:lang w:val="ru-RU"/>
+        </w:rPr>
+        <w:t xml:space="preserve"> </w:t>
+      </w:r>
+      <w:proofErr w:type="spellStart"/>
+      <w:r>
+        <w:rPr>
+          <w:lang w:val="ru-RU"/>
+        </w:rPr>
+        <w:t>приватні</w:t>
+      </w:r>
+      <w:proofErr w:type="spellEnd"/>
+      <w:r>
+        <w:rPr>
+          <w:lang w:val="ru-RU"/>
+        </w:rPr>
+        <w:t xml:space="preserve"> </w:t>
+      </w:r>
+      <w:proofErr w:type="spellStart"/>
+      <w:r>
+        <w:rPr>
+          <w:lang w:val="ru-RU"/>
+        </w:rPr>
+        <w:t>налаштування</w:t>
+      </w:r>
+      <w:proofErr w:type="spellEnd"/>
+      <w:r>
+        <w:rPr>
+          <w:lang w:val="ru-RU"/>
+        </w:rPr>
         <w:t xml:space="preserve">. </w:t>
       </w:r>
-      <w:proofErr w:type="gramStart"/>
-      <w:r>
-        <w:rPr>
-          <w:lang w:val="ru-RU"/>
-        </w:rPr>
-        <w:t>Файл .</w:t>
-      </w:r>
-      <w:r>
-        <w:t>env</w:t>
-      </w:r>
-      <w:proofErr w:type="gramEnd"/>
-      <w:r>
-        <w:rPr>
-          <w:lang w:val="ru-RU"/>
-        </w:rPr>
-        <w:t xml:space="preserve"> </w:t>
-      </w:r>
-      <w:proofErr w:type="spellStart"/>
-      <w:r>
-        <w:rPr>
-          <w:lang w:val="ru-RU"/>
-        </w:rPr>
-        <w:t>також</w:t>
-      </w:r>
-      <w:proofErr w:type="spellEnd"/>
-      <w:r>
-        <w:rPr>
-          <w:lang w:val="ru-RU"/>
-        </w:rPr>
-        <w:t xml:space="preserve"> </w:t>
-      </w:r>
-      <w:proofErr w:type="spellStart"/>
-      <w:r>
-        <w:rPr>
-          <w:lang w:val="ru-RU"/>
-        </w:rPr>
-        <w:t>виключено</w:t>
-      </w:r>
-      <w:proofErr w:type="spellEnd"/>
-      <w:r>
-        <w:rPr>
-          <w:lang w:val="ru-RU"/>
-        </w:rPr>
-        <w:t xml:space="preserve">, </w:t>
-      </w:r>
-      <w:proofErr w:type="spellStart"/>
-      <w:r>
-        <w:rPr>
-          <w:lang w:val="ru-RU"/>
-        </w:rPr>
-        <w:t>оскільки</w:t>
-      </w:r>
-      <w:proofErr w:type="spellEnd"/>
-      <w:r>
-        <w:rPr>
-          <w:lang w:val="ru-RU"/>
-        </w:rPr>
-        <w:t xml:space="preserve"> </w:t>
-      </w:r>
-      <w:proofErr w:type="spellStart"/>
-      <w:r>
-        <w:rPr>
-          <w:lang w:val="ru-RU"/>
-        </w:rPr>
-        <w:t>він</w:t>
-      </w:r>
-      <w:proofErr w:type="spellEnd"/>
-      <w:r>
-        <w:rPr>
-          <w:lang w:val="ru-RU"/>
-        </w:rPr>
-        <w:t xml:space="preserve"> </w:t>
-      </w:r>
-      <w:proofErr w:type="spellStart"/>
-      <w:r>
-        <w:rPr>
-          <w:lang w:val="ru-RU"/>
-        </w:rPr>
-        <w:t>може</w:t>
-      </w:r>
-      <w:proofErr w:type="spellEnd"/>
-      <w:r>
-        <w:rPr>
-          <w:lang w:val="ru-RU"/>
-        </w:rPr>
-        <w:t xml:space="preserve"> </w:t>
-      </w:r>
-      <w:proofErr w:type="spellStart"/>
-      <w:r>
-        <w:rPr>
-          <w:lang w:val="ru-RU"/>
-        </w:rPr>
-        <w:t>містити</w:t>
-      </w:r>
-      <w:proofErr w:type="spellEnd"/>
-      <w:r>
-        <w:rPr>
-          <w:lang w:val="ru-RU"/>
-        </w:rPr>
-        <w:t xml:space="preserve"> </w:t>
-      </w:r>
-      <w:proofErr w:type="spellStart"/>
-      <w:r>
-        <w:rPr>
-          <w:lang w:val="ru-RU"/>
-        </w:rPr>
-        <w:t>приватні</w:t>
-      </w:r>
-      <w:proofErr w:type="spellEnd"/>
-      <w:r>
-        <w:rPr>
-          <w:lang w:val="ru-RU"/>
-        </w:rPr>
-        <w:t xml:space="preserve"> </w:t>
-      </w:r>
-      <w:proofErr w:type="spellStart"/>
-      <w:r>
-        <w:rPr>
-          <w:lang w:val="ru-RU"/>
-        </w:rPr>
-        <w:t>налаштування</w:t>
-      </w:r>
-      <w:proofErr w:type="spellEnd"/>
-      <w:r>
-        <w:rPr>
-          <w:lang w:val="ru-RU"/>
-        </w:rPr>
-        <w:t xml:space="preserve">. </w:t>
-      </w:r>
-      <w:proofErr w:type="spellStart"/>
-      <w:proofErr w:type="gramStart"/>
+      <w:proofErr w:type="spellStart"/>
       <w:r>
         <w:t>Вміст</w:t>
       </w:r>
@@ -10004,7 +9432,6 @@
         <w:t>gitignore</w:t>
       </w:r>
       <w:proofErr w:type="spellEnd"/>
-      <w:proofErr w:type="gramEnd"/>
       <w:r>
         <w:t>:</w:t>
       </w:r>
@@ -10014,7 +9441,6 @@
         <w:keepNext/>
         <w:spacing w:after="0" w:line="240" w:lineRule="auto"/>
       </w:pPr>
-      <w:proofErr w:type="gramStart"/>
       <w:r>
         <w:rPr>
           <w:rFonts w:ascii="DejaVu Sans Mono" w:hAnsi="DejaVu Sans Mono"/>
@@ -10032,7 +9458,6 @@
         <w:t>venv</w:t>
       </w:r>
       <w:proofErr w:type="spellEnd"/>
-      <w:proofErr w:type="gramEnd"/>
       <w:r>
         <w:rPr>
           <w:rFonts w:ascii="DejaVu Sans Mono" w:hAnsi="DejaVu Sans Mono"/>
@@ -10104,7 +9529,6 @@
         <w:keepNext/>
         <w:spacing w:after="0" w:line="240" w:lineRule="auto"/>
       </w:pPr>
-      <w:proofErr w:type="gramStart"/>
       <w:r>
         <w:rPr>
           <w:rFonts w:ascii="DejaVu Sans Mono" w:hAnsi="DejaVu Sans Mono"/>
@@ -10118,15 +9542,7 @@
           <w:rFonts w:ascii="DejaVu Sans Mono" w:hAnsi="DejaVu Sans Mono"/>
           <w:sz w:val="17"/>
         </w:rPr>
-        <w:t>pytest</w:t>
-      </w:r>
-      <w:proofErr w:type="gramEnd"/>
-      <w:r>
-        <w:rPr>
-          <w:rFonts w:ascii="DejaVu Sans Mono" w:hAnsi="DejaVu Sans Mono"/>
-          <w:sz w:val="17"/>
-        </w:rPr>
-        <w:t>_cache</w:t>
+        <w:t>pytest_cache</w:t>
       </w:r>
       <w:proofErr w:type="spellEnd"/>
       <w:r>
@@ -10142,21 +9558,12 @@
         <w:keepNext/>
         <w:spacing w:after="0" w:line="240" w:lineRule="auto"/>
       </w:pPr>
-      <w:proofErr w:type="gramStart"/>
-      <w:r>
-        <w:rPr>
-          <w:rFonts w:ascii="DejaVu Sans Mono" w:hAnsi="DejaVu Sans Mono"/>
-          <w:sz w:val="17"/>
-        </w:rPr>
-        <w:t>.idea</w:t>
-      </w:r>
-      <w:proofErr w:type="gramEnd"/>
-      <w:r>
-        <w:rPr>
-          <w:rFonts w:ascii="DejaVu Sans Mono" w:hAnsi="DejaVu Sans Mono"/>
-          <w:sz w:val="17"/>
-        </w:rPr>
-        <w:t>/</w:t>
+      <w:r>
+        <w:rPr>
+          <w:rFonts w:ascii="DejaVu Sans Mono" w:hAnsi="DejaVu Sans Mono"/>
+          <w:sz w:val="17"/>
+        </w:rPr>
+        <w:t>.idea/</w:t>
       </w:r>
     </w:p>
     <w:p>
@@ -10164,7 +9571,6 @@
         <w:keepNext/>
         <w:spacing w:after="0" w:line="240" w:lineRule="auto"/>
       </w:pPr>
-      <w:proofErr w:type="gramStart"/>
       <w:r>
         <w:rPr>
           <w:rFonts w:ascii="DejaVu Sans Mono" w:hAnsi="DejaVu Sans Mono"/>
@@ -10181,7 +9587,6 @@
         <w:t>vscode</w:t>
       </w:r>
       <w:proofErr w:type="spellEnd"/>
-      <w:proofErr w:type="gramEnd"/>
       <w:r>
         <w:rPr>
           <w:rFonts w:ascii="DejaVu Sans Mono" w:hAnsi="DejaVu Sans Mono"/>
@@ -10242,7 +9647,6 @@
       <w:pPr>
         <w:spacing w:line="240" w:lineRule="auto"/>
       </w:pPr>
-      <w:proofErr w:type="gramStart"/>
       <w:r>
         <w:rPr>
           <w:rFonts w:ascii="DejaVu Sans Mono" w:hAnsi="DejaVu Sans Mono"/>
@@ -10250,7 +9654,6 @@
         </w:rPr>
         <w:t>.env</w:t>
       </w:r>
-      <w:proofErr w:type="gramEnd"/>
     </w:p>
     <w:p>
       <w:pPr>
@@ -11541,52 +10944,15 @@
           <w:lang w:val="ru-RU"/>
         </w:rPr>
       </w:pPr>
-      <w:r>
-        <w:rPr>
-          <w:lang w:val="ru-RU"/>
-        </w:rPr>
-        <w:t xml:space="preserve">Роботу </w:t>
-      </w:r>
-      <w:proofErr w:type="spellStart"/>
-      <w:r>
-        <w:rPr>
-          <w:lang w:val="ru-RU"/>
-        </w:rPr>
-        <w:t>виконано</w:t>
-      </w:r>
-      <w:proofErr w:type="spellEnd"/>
-      <w:r>
-        <w:rPr>
-          <w:lang w:val="ru-RU"/>
-        </w:rPr>
-        <w:t xml:space="preserve"> в </w:t>
-      </w:r>
-      <w:proofErr w:type="spellStart"/>
-      <w:r>
-        <w:rPr>
-          <w:lang w:val="ru-RU"/>
-        </w:rPr>
-        <w:t>послідовності</w:t>
-      </w:r>
-      <w:proofErr w:type="spellEnd"/>
-      <w:r>
-        <w:rPr>
-          <w:lang w:val="ru-RU"/>
-        </w:rPr>
-        <w:t xml:space="preserve"> пункту 25 методички. </w:t>
-      </w:r>
-      <w:proofErr w:type="spellStart"/>
-      <w:r>
-        <w:rPr>
-          <w:lang w:val="ru-RU"/>
-        </w:rPr>
-        <w:t>Спочатку</w:t>
-      </w:r>
-      <w:proofErr w:type="spellEnd"/>
-      <w:r>
-        <w:rPr>
-          <w:lang w:val="ru-RU"/>
-        </w:rPr>
+      <w:proofErr w:type="spellStart"/>
+      <w:r>
+        <w:rPr>
+          <w:lang w:val="ru-RU"/>
+        </w:rPr>
+        <w:t>Програму</w:t>
+      </w:r>
+      <w:proofErr w:type="spellEnd"/>
+      <w:r>
         <w:t xml:space="preserve"> </w:t>
       </w:r>
       <w:proofErr w:type="spellStart"/>
@@ -11598,354 +10964,258 @@
       </w:r>
       <w:proofErr w:type="spellEnd"/>
       <w:r>
-        <w:rPr>
-          <w:lang w:val="ru-RU"/>
-        </w:rPr>
-        <w:t xml:space="preserve"> </w:t>
-      </w:r>
-      <w:r>
+        <w:t xml:space="preserve"> </w:t>
+      </w:r>
+      <w:r>
+        <w:rPr>
+          <w:lang w:val="ru-RU"/>
+        </w:rPr>
+        <w:t>у</w:t>
+      </w:r>
+      <w:r>
+        <w:t xml:space="preserve"> Windows </w:t>
+      </w:r>
+      <w:r>
+        <w:rPr>
+          <w:lang w:val="ru-RU"/>
+        </w:rPr>
+        <w:t>через</w:t>
+      </w:r>
+      <w:r>
+        <w:t xml:space="preserve"> PowerShell </w:t>
+      </w:r>
+      <w:r>
+        <w:rPr>
+          <w:lang w:val="ru-RU"/>
+        </w:rPr>
+        <w:t>у</w:t>
+      </w:r>
+      <w:r>
+        <w:t xml:space="preserve"> Visual Studio Code. </w:t>
+      </w:r>
+      <w:r>
+        <w:rPr>
+          <w:lang w:val="ru-RU"/>
+        </w:rPr>
+        <w:t xml:space="preserve">У </w:t>
+      </w:r>
+      <w:proofErr w:type="spellStart"/>
+      <w:r>
+        <w:rPr>
+          <w:lang w:val="ru-RU"/>
+        </w:rPr>
+        <w:t>кореневому</w:t>
+      </w:r>
+      <w:proofErr w:type="spellEnd"/>
+      <w:r>
+        <w:rPr>
+          <w:lang w:val="ru-RU"/>
+        </w:rPr>
+        <w:t xml:space="preserve"> </w:t>
+      </w:r>
+      <w:proofErr w:type="spellStart"/>
+      <w:r>
+        <w:rPr>
+          <w:lang w:val="ru-RU"/>
+        </w:rPr>
+        <w:t>каталозі</w:t>
+      </w:r>
+      <w:proofErr w:type="spellEnd"/>
+      <w:r>
+        <w:rPr>
+          <w:lang w:val="ru-RU"/>
+        </w:rPr>
+        <w:t xml:space="preserve"> </w:t>
+      </w:r>
+      <w:proofErr w:type="spellStart"/>
+      <w:r>
+        <w:rPr>
+          <w:lang w:val="ru-RU"/>
+        </w:rPr>
+        <w:t>проєкту</w:t>
+      </w:r>
+      <w:proofErr w:type="spellEnd"/>
+      <w:r>
+        <w:rPr>
+          <w:lang w:val="ru-RU"/>
+        </w:rPr>
+        <w:t xml:space="preserve"> створено </w:t>
+      </w:r>
+      <w:proofErr w:type="spellStart"/>
+      <w:r>
+        <w:rPr>
+          <w:lang w:val="ru-RU"/>
+        </w:rPr>
+        <w:t>віртуальне</w:t>
+      </w:r>
+      <w:proofErr w:type="spellEnd"/>
+      <w:r>
+        <w:rPr>
+          <w:lang w:val="ru-RU"/>
+        </w:rPr>
+        <w:t xml:space="preserve"> </w:t>
+      </w:r>
+      <w:proofErr w:type="spellStart"/>
+      <w:r>
+        <w:rPr>
+          <w:lang w:val="ru-RU"/>
+        </w:rPr>
+        <w:t>середовище</w:t>
+      </w:r>
+      <w:proofErr w:type="spellEnd"/>
+      <w:r>
+        <w:rPr>
+          <w:lang w:val="ru-RU"/>
+        </w:rPr>
+        <w:t>:</w:t>
+      </w:r>
+    </w:p>
+    <w:p>
+      <w:pPr>
+        <w:spacing w:line="240" w:lineRule="auto"/>
+        <w:rPr>
+          <w:lang w:val="ru-RU"/>
+        </w:rPr>
+      </w:pPr>
+      <w:r>
+        <w:rPr>
+          <w:rFonts w:ascii="DejaVu Sans Mono" w:hAnsi="DejaVu Sans Mono"/>
+          <w:sz w:val="17"/>
+          <w:lang w:val="ru-RU"/>
+        </w:rPr>
+        <w:t>&amp; "</w:t>
+      </w:r>
+      <w:r>
+        <w:rPr>
+          <w:rFonts w:ascii="DejaVu Sans Mono" w:hAnsi="DejaVu Sans Mono"/>
+          <w:sz w:val="17"/>
+        </w:rPr>
+        <w:t>C</w:t>
+      </w:r>
+      <w:r>
+        <w:rPr>
+          <w:rFonts w:ascii="DejaVu Sans Mono" w:hAnsi="DejaVu Sans Mono"/>
+          <w:sz w:val="17"/>
+          <w:lang w:val="ru-RU"/>
+        </w:rPr>
+        <w:t>:\</w:t>
+      </w:r>
+      <w:r>
+        <w:rPr>
+          <w:rFonts w:ascii="DejaVu Sans Mono" w:hAnsi="DejaVu Sans Mono"/>
+          <w:sz w:val="17"/>
+        </w:rPr>
+        <w:t>Program</w:t>
+      </w:r>
+      <w:r>
+        <w:rPr>
+          <w:rFonts w:ascii="DejaVu Sans Mono" w:hAnsi="DejaVu Sans Mono"/>
+          <w:sz w:val="17"/>
+          <w:lang w:val="ru-RU"/>
+        </w:rPr>
+        <w:t xml:space="preserve"> </w:t>
+      </w:r>
+      <w:r>
+        <w:rPr>
+          <w:rFonts w:ascii="DejaVu Sans Mono" w:hAnsi="DejaVu Sans Mono"/>
+          <w:sz w:val="17"/>
+        </w:rPr>
+        <w:t>Files</w:t>
+      </w:r>
+      <w:r>
+        <w:rPr>
+          <w:rFonts w:ascii="DejaVu Sans Mono" w:hAnsi="DejaVu Sans Mono"/>
+          <w:sz w:val="17"/>
+          <w:lang w:val="ru-RU"/>
+        </w:rPr>
+        <w:t>\</w:t>
+      </w:r>
+      <w:r>
+        <w:rPr>
+          <w:rFonts w:ascii="DejaVu Sans Mono" w:hAnsi="DejaVu Sans Mono"/>
+          <w:sz w:val="17"/>
+        </w:rPr>
         <w:t>Python</w:t>
       </w:r>
       <w:r>
         <w:rPr>
-          <w:lang w:val="ru-RU"/>
-        </w:rPr>
-        <w:t xml:space="preserve">, створено каталог </w:t>
-      </w:r>
-      <w:r>
-        <w:t>student</w:t>
-      </w:r>
-      <w:r>
-        <w:rPr>
-          <w:lang w:val="ru-RU"/>
-        </w:rPr>
-        <w:t>_</w:t>
-      </w:r>
-      <w:r>
-        <w:t>manager</w:t>
-      </w:r>
-      <w:r>
-        <w:rPr>
-          <w:lang w:val="ru-RU"/>
-        </w:rPr>
-        <w:t xml:space="preserve"> і </w:t>
-      </w:r>
-      <w:proofErr w:type="spellStart"/>
-      <w:proofErr w:type="gramStart"/>
-      <w:r>
-        <w:rPr>
-          <w:lang w:val="ru-RU"/>
-        </w:rPr>
-        <w:t>середовище</w:t>
-      </w:r>
-      <w:proofErr w:type="spellEnd"/>
-      <w:r>
-        <w:rPr>
+          <w:rFonts w:ascii="DejaVu Sans Mono" w:hAnsi="DejaVu Sans Mono"/>
+          <w:sz w:val="17"/>
+          <w:lang w:val="ru-RU"/>
+        </w:rPr>
+        <w:t>311\</w:t>
+      </w:r>
+      <w:r>
+        <w:rPr>
+          <w:rFonts w:ascii="DejaVu Sans Mono" w:hAnsi="DejaVu Sans Mono"/>
+          <w:sz w:val="17"/>
+        </w:rPr>
+        <w:t>python</w:t>
+      </w:r>
+      <w:r>
+        <w:rPr>
+          <w:rFonts w:ascii="DejaVu Sans Mono" w:hAnsi="DejaVu Sans Mono"/>
+          <w:sz w:val="17"/>
+          <w:lang w:val="ru-RU"/>
+        </w:rPr>
+        <w:t>.</w:t>
+      </w:r>
+      <w:r>
+        <w:rPr>
+          <w:rFonts w:ascii="DejaVu Sans Mono" w:hAnsi="DejaVu Sans Mono"/>
+          <w:sz w:val="17"/>
+        </w:rPr>
+        <w:t>exe</w:t>
+      </w:r>
+      <w:r>
+        <w:rPr>
+          <w:rFonts w:ascii="DejaVu Sans Mono" w:hAnsi="DejaVu Sans Mono"/>
+          <w:sz w:val="17"/>
+          <w:lang w:val="ru-RU"/>
+        </w:rPr>
+        <w:t>" -</w:t>
+      </w:r>
+      <w:r>
+        <w:rPr>
+          <w:rFonts w:ascii="DejaVu Sans Mono" w:hAnsi="DejaVu Sans Mono"/>
+          <w:sz w:val="17"/>
+        </w:rPr>
+        <w:t>m</w:t>
+      </w:r>
+      <w:r>
+        <w:rPr>
+          <w:rFonts w:ascii="DejaVu Sans Mono" w:hAnsi="DejaVu Sans Mono"/>
+          <w:sz w:val="17"/>
+          <w:lang w:val="ru-RU"/>
+        </w:rPr>
+        <w:t xml:space="preserve"> </w:t>
+      </w:r>
+      <w:proofErr w:type="spellStart"/>
+      <w:r>
+        <w:rPr>
+          <w:rFonts w:ascii="DejaVu Sans Mono" w:hAnsi="DejaVu Sans Mono"/>
+          <w:sz w:val="17"/>
+        </w:rPr>
+        <w:t>venv</w:t>
+      </w:r>
+      <w:proofErr w:type="spellEnd"/>
+      <w:r>
+        <w:rPr>
+          <w:rFonts w:ascii="DejaVu Sans Mono" w:hAnsi="DejaVu Sans Mono"/>
+          <w:sz w:val="17"/>
           <w:lang w:val="ru-RU"/>
         </w:rPr>
         <w:t xml:space="preserve"> .</w:t>
       </w:r>
       <w:proofErr w:type="spellStart"/>
       <w:r>
+        <w:rPr>
+          <w:rFonts w:ascii="DejaVu Sans Mono" w:hAnsi="DejaVu Sans Mono"/>
+          <w:sz w:val="17"/>
+        </w:rPr>
         <w:t>venv</w:t>
       </w:r>
       <w:proofErr w:type="spellEnd"/>
-      <w:proofErr w:type="gramEnd"/>
-      <w:r>
-        <w:rPr>
-          <w:lang w:val="ru-RU"/>
-        </w:rPr>
-        <w:t xml:space="preserve">, </w:t>
-      </w:r>
-      <w:proofErr w:type="spellStart"/>
-      <w:r>
-        <w:rPr>
-          <w:lang w:val="ru-RU"/>
-        </w:rPr>
-        <w:t>активовано</w:t>
-      </w:r>
-      <w:proofErr w:type="spellEnd"/>
-      <w:r>
-        <w:rPr>
-          <w:lang w:val="ru-RU"/>
-        </w:rPr>
-        <w:t xml:space="preserve"> </w:t>
-      </w:r>
-      <w:proofErr w:type="spellStart"/>
-      <w:r>
-        <w:rPr>
-          <w:lang w:val="ru-RU"/>
-        </w:rPr>
-        <w:t>його</w:t>
-      </w:r>
-      <w:proofErr w:type="spellEnd"/>
-      <w:r>
-        <w:rPr>
-          <w:lang w:val="ru-RU"/>
-        </w:rPr>
-        <w:t xml:space="preserve"> та </w:t>
-      </w:r>
-      <w:proofErr w:type="spellStart"/>
-      <w:r>
-        <w:rPr>
-          <w:lang w:val="ru-RU"/>
-        </w:rPr>
-        <w:t>ініціалізовано</w:t>
-      </w:r>
-      <w:proofErr w:type="spellEnd"/>
-      <w:r>
-        <w:rPr>
-          <w:lang w:val="ru-RU"/>
-        </w:rPr>
-        <w:t xml:space="preserve"> </w:t>
-      </w:r>
-      <w:r>
-        <w:t>Git</w:t>
-      </w:r>
-      <w:r>
-        <w:rPr>
-          <w:lang w:val="ru-RU"/>
-        </w:rPr>
-        <w:t xml:space="preserve">. </w:t>
-      </w:r>
-      <w:proofErr w:type="spellStart"/>
-      <w:r>
-        <w:rPr>
-          <w:lang w:val="ru-RU"/>
-        </w:rPr>
-        <w:t>Далі</w:t>
-      </w:r>
-      <w:proofErr w:type="spellEnd"/>
-      <w:r>
-        <w:rPr>
-          <w:lang w:val="ru-RU"/>
-        </w:rPr>
-        <w:t xml:space="preserve"> </w:t>
-      </w:r>
-      <w:proofErr w:type="gramStart"/>
-      <w:r>
-        <w:rPr>
-          <w:lang w:val="ru-RU"/>
-        </w:rPr>
-        <w:t>додано .</w:t>
-      </w:r>
-      <w:proofErr w:type="spellStart"/>
-      <w:r>
-        <w:t>gitignore</w:t>
-      </w:r>
-      <w:proofErr w:type="spellEnd"/>
-      <w:proofErr w:type="gramEnd"/>
-      <w:r>
-        <w:rPr>
-          <w:lang w:val="ru-RU"/>
-        </w:rPr>
-        <w:t xml:space="preserve">, каталог </w:t>
-      </w:r>
-      <w:proofErr w:type="spellStart"/>
-      <w:r>
-        <w:t>src</w:t>
-      </w:r>
-      <w:proofErr w:type="spellEnd"/>
-      <w:r>
-        <w:rPr>
-          <w:lang w:val="ru-RU"/>
-        </w:rPr>
-        <w:t xml:space="preserve">, пакет і </w:t>
-      </w:r>
-      <w:proofErr w:type="spellStart"/>
-      <w:r>
-        <w:rPr>
-          <w:lang w:val="ru-RU"/>
-        </w:rPr>
-        <w:t>модулі</w:t>
-      </w:r>
-      <w:proofErr w:type="spellEnd"/>
-      <w:r>
-        <w:rPr>
-          <w:lang w:val="ru-RU"/>
-        </w:rPr>
-        <w:t xml:space="preserve"> з </w:t>
-      </w:r>
-      <w:proofErr w:type="spellStart"/>
-      <w:r>
-        <w:rPr>
-          <w:lang w:val="ru-RU"/>
-        </w:rPr>
-        <w:t>анотаціями</w:t>
-      </w:r>
-      <w:proofErr w:type="spellEnd"/>
-      <w:r>
-        <w:rPr>
-          <w:lang w:val="ru-RU"/>
-        </w:rPr>
-        <w:t xml:space="preserve"> </w:t>
-      </w:r>
-      <w:proofErr w:type="spellStart"/>
-      <w:r>
-        <w:rPr>
-          <w:lang w:val="ru-RU"/>
-        </w:rPr>
-        <w:t>типів</w:t>
-      </w:r>
-      <w:proofErr w:type="spellEnd"/>
-      <w:r>
-        <w:rPr>
-          <w:lang w:val="ru-RU"/>
-        </w:rPr>
-        <w:t xml:space="preserve">. </w:t>
-      </w:r>
-      <w:proofErr w:type="spellStart"/>
-      <w:r>
-        <w:rPr>
-          <w:lang w:val="ru-RU"/>
-        </w:rPr>
-        <w:t>Після</w:t>
-      </w:r>
-      <w:proofErr w:type="spellEnd"/>
-      <w:r>
-        <w:rPr>
-          <w:lang w:val="ru-RU"/>
-        </w:rPr>
-        <w:t xml:space="preserve"> </w:t>
-      </w:r>
-      <w:proofErr w:type="spellStart"/>
-      <w:r>
-        <w:rPr>
-          <w:lang w:val="ru-RU"/>
-        </w:rPr>
-        <w:t>налаштування</w:t>
-      </w:r>
-      <w:proofErr w:type="spellEnd"/>
-      <w:r>
-        <w:rPr>
-          <w:lang w:val="ru-RU"/>
-        </w:rPr>
-        <w:t xml:space="preserve"> </w:t>
-      </w:r>
-      <w:proofErr w:type="spellStart"/>
-      <w:proofErr w:type="gramStart"/>
-      <w:r>
-        <w:t>pyproject</w:t>
-      </w:r>
-      <w:proofErr w:type="spellEnd"/>
-      <w:r>
-        <w:rPr>
-          <w:lang w:val="ru-RU"/>
-        </w:rPr>
-        <w:t>.</w:t>
-      </w:r>
-      <w:proofErr w:type="spellStart"/>
-      <w:r>
-        <w:t>toml</w:t>
-      </w:r>
-      <w:proofErr w:type="spellEnd"/>
-      <w:proofErr w:type="gramEnd"/>
-      <w:r>
-        <w:rPr>
-          <w:lang w:val="ru-RU"/>
-        </w:rPr>
-        <w:t xml:space="preserve"> пакет установлено в </w:t>
-      </w:r>
-      <w:r>
-        <w:t>editable</w:t>
-      </w:r>
-      <w:r>
-        <w:rPr>
-          <w:lang w:val="ru-RU"/>
-        </w:rPr>
-        <w:t xml:space="preserve"> </w:t>
-      </w:r>
-      <w:r>
-        <w:t>m</w:t>
-      </w:r>
-      <w:r>
-        <w:t>ode</w:t>
-      </w:r>
-      <w:r>
-        <w:rPr>
-          <w:lang w:val="ru-RU"/>
-        </w:rPr>
-        <w:t xml:space="preserve">, </w:t>
-      </w:r>
-      <w:proofErr w:type="spellStart"/>
-      <w:r>
-        <w:rPr>
-          <w:lang w:val="ru-RU"/>
-        </w:rPr>
-        <w:t>перевірено</w:t>
-      </w:r>
-      <w:proofErr w:type="spellEnd"/>
-      <w:r>
-        <w:rPr>
-          <w:lang w:val="ru-RU"/>
-        </w:rPr>
-        <w:t xml:space="preserve"> запуск, </w:t>
-      </w:r>
-      <w:proofErr w:type="spellStart"/>
-      <w:r>
-        <w:rPr>
-          <w:lang w:val="ru-RU"/>
-        </w:rPr>
-        <w:t>підготовлено</w:t>
-      </w:r>
-      <w:proofErr w:type="spellEnd"/>
-      <w:r>
-        <w:rPr>
-          <w:lang w:val="ru-RU"/>
-        </w:rPr>
-        <w:t xml:space="preserve"> </w:t>
-      </w:r>
-      <w:r>
-        <w:t>README</w:t>
-      </w:r>
-      <w:r>
-        <w:rPr>
-          <w:lang w:val="ru-RU"/>
-        </w:rPr>
-        <w:t xml:space="preserve"> й завершено </w:t>
-      </w:r>
-      <w:proofErr w:type="spellStart"/>
-      <w:r>
-        <w:rPr>
-          <w:lang w:val="ru-RU"/>
-        </w:rPr>
-        <w:t>історію</w:t>
-      </w:r>
-      <w:proofErr w:type="spellEnd"/>
-      <w:r>
-        <w:rPr>
-          <w:lang w:val="ru-RU"/>
-        </w:rPr>
-        <w:t xml:space="preserve"> </w:t>
-      </w:r>
-      <w:proofErr w:type="spellStart"/>
-      <w:r>
-        <w:rPr>
-          <w:lang w:val="ru-RU"/>
-        </w:rPr>
-        <w:t>трьома</w:t>
-      </w:r>
-      <w:proofErr w:type="spellEnd"/>
-      <w:r>
-        <w:rPr>
-          <w:lang w:val="ru-RU"/>
-        </w:rPr>
-        <w:t xml:space="preserve"> </w:t>
-      </w:r>
-      <w:proofErr w:type="spellStart"/>
-      <w:r>
-        <w:rPr>
-          <w:lang w:val="ru-RU"/>
-        </w:rPr>
-        <w:t>комітами</w:t>
-      </w:r>
-      <w:proofErr w:type="spellEnd"/>
-      <w:r>
-        <w:rPr>
-          <w:lang w:val="ru-RU"/>
-        </w:rPr>
-        <w:t>.</w:t>
-      </w:r>
     </w:p>
     <w:p>
       <w:pPr>
@@ -11955,56 +11225,39 @@
           <w:lang w:val="ru-RU"/>
         </w:rPr>
       </w:pPr>
-      <w:proofErr w:type="spellStart"/>
-      <w:r>
-        <w:rPr>
-          <w:lang w:val="ru-RU"/>
-        </w:rPr>
-        <w:t>Фактична</w:t>
-      </w:r>
-      <w:proofErr w:type="spellEnd"/>
-      <w:r>
-        <w:rPr>
-          <w:lang w:val="ru-RU"/>
-        </w:rPr>
-        <w:t xml:space="preserve"> </w:t>
-      </w:r>
-      <w:proofErr w:type="spellStart"/>
-      <w:r>
-        <w:rPr>
-          <w:lang w:val="ru-RU"/>
-        </w:rPr>
-        <w:t>перевірка</w:t>
-      </w:r>
-      <w:proofErr w:type="spellEnd"/>
-      <w:r>
-        <w:rPr>
-          <w:lang w:val="ru-RU"/>
-        </w:rPr>
-        <w:t xml:space="preserve"> </w:t>
-      </w:r>
-      <w:proofErr w:type="spellStart"/>
-      <w:r>
-        <w:rPr>
-          <w:lang w:val="ru-RU"/>
-        </w:rPr>
-        <w:t>виконана</w:t>
-      </w:r>
-      <w:proofErr w:type="spellEnd"/>
-      <w:r>
-        <w:rPr>
-          <w:lang w:val="ru-RU"/>
-        </w:rPr>
-        <w:t xml:space="preserve"> в </w:t>
-      </w:r>
-      <w:r>
-        <w:t>Linux</w:t>
-      </w:r>
-      <w:r>
-        <w:rPr>
-          <w:lang w:val="ru-RU"/>
-        </w:rPr>
-        <w:t xml:space="preserve"> </w:t>
+      <w:r>
+        <w:rPr>
+          <w:lang w:val="ru-RU"/>
+        </w:rPr>
+        <w:t xml:space="preserve">Пакет установлено в </w:t>
+      </w:r>
+      <w:proofErr w:type="spellStart"/>
+      <w:r>
+        <w:rPr>
+          <w:lang w:val="ru-RU"/>
+        </w:rPr>
+        <w:t>editable</w:t>
+      </w:r>
+      <w:proofErr w:type="spellEnd"/>
+      <w:r>
+        <w:rPr>
+          <w:lang w:val="ru-RU"/>
+        </w:rPr>
+        <w:t xml:space="preserve"> </w:t>
+      </w:r>
+      <w:proofErr w:type="spellStart"/>
+      <w:r>
+        <w:rPr>
+          <w:lang w:val="ru-RU"/>
+        </w:rPr>
+        <w:t>mode</w:t>
+      </w:r>
+      <w:proofErr w:type="spellEnd"/>
+      <w:r>
+        <w:rPr>
+          <w:lang w:val="ru-RU"/>
+        </w:rPr>
+        <w:t xml:space="preserve"> разом </w:t>
       </w:r>
       <w:proofErr w:type="spellStart"/>
       <w:r>
@@ -12020,91 +11273,12 @@
         </w:rPr>
         <w:t xml:space="preserve"> </w:t>
       </w:r>
-      <w:r>
-        <w:t>Python</w:t>
-      </w:r>
-      <w:r>
-        <w:rPr>
-          <w:lang w:val="ru-RU"/>
-        </w:rPr>
-        <w:t xml:space="preserve"> 3.12.14. </w:t>
-      </w:r>
-      <w:proofErr w:type="spellStart"/>
-      <w:r>
-        <w:rPr>
-          <w:lang w:val="ru-RU"/>
-        </w:rPr>
-        <w:t>Використано</w:t>
-      </w:r>
-      <w:proofErr w:type="spellEnd"/>
-      <w:r>
-        <w:rPr>
-          <w:lang w:val="ru-RU"/>
-        </w:rPr>
-        <w:t xml:space="preserve"> </w:t>
-      </w:r>
-      <w:proofErr w:type="spellStart"/>
-      <w:r>
-        <w:rPr>
-          <w:lang w:val="ru-RU"/>
-        </w:rPr>
-        <w:t>такі</w:t>
-      </w:r>
-      <w:proofErr w:type="spellEnd"/>
-      <w:r>
-        <w:rPr>
-          <w:lang w:val="ru-RU"/>
-        </w:rPr>
-        <w:t xml:space="preserve"> </w:t>
-      </w:r>
-      <w:proofErr w:type="spellStart"/>
-      <w:r>
-        <w:rPr>
-          <w:lang w:val="ru-RU"/>
-        </w:rPr>
-        <w:t>команди</w:t>
-      </w:r>
-      <w:proofErr w:type="spellEnd"/>
-      <w:r>
-        <w:rPr>
-          <w:lang w:val="ru-RU"/>
-        </w:rPr>
-        <w:t xml:space="preserve"> </w:t>
-      </w:r>
-      <w:proofErr w:type="spellStart"/>
-      <w:r>
-        <w:rPr>
-          <w:lang w:val="ru-RU"/>
-        </w:rPr>
-        <w:t>створення</w:t>
-      </w:r>
-      <w:proofErr w:type="spellEnd"/>
-      <w:r>
-        <w:rPr>
-          <w:lang w:val="ru-RU"/>
-        </w:rPr>
-        <w:t xml:space="preserve"> та </w:t>
-      </w:r>
-      <w:proofErr w:type="spellStart"/>
-      <w:r>
-        <w:rPr>
-          <w:lang w:val="ru-RU"/>
-        </w:rPr>
-        <w:t>активації</w:t>
-      </w:r>
-      <w:proofErr w:type="spellEnd"/>
-      <w:r>
-        <w:rPr>
-          <w:lang w:val="ru-RU"/>
-        </w:rPr>
-        <w:t xml:space="preserve"> </w:t>
-      </w:r>
-      <w:proofErr w:type="spellStart"/>
-      <w:r>
-        <w:rPr>
-          <w:lang w:val="ru-RU"/>
-        </w:rPr>
-        <w:t>середовища</w:t>
+      <w:proofErr w:type="spellStart"/>
+      <w:r>
+        <w:rPr>
+          <w:lang w:val="ru-RU"/>
+        </w:rPr>
+        <w:t>pytest</w:t>
       </w:r>
       <w:proofErr w:type="spellEnd"/>
       <w:r>
@@ -12116,91 +11290,19 @@
     </w:p>
     <w:p>
       <w:pPr>
-        <w:keepNext/>
-        <w:spacing w:after="0" w:line="240" w:lineRule="auto"/>
-      </w:pPr>
-      <w:r>
-        <w:rPr>
-          <w:rFonts w:ascii="DejaVu Sans Mono" w:hAnsi="DejaVu Sans Mono"/>
-          <w:sz w:val="17"/>
-        </w:rPr>
-        <w:t>python --version</w:t>
-      </w:r>
-    </w:p>
-    <w:p>
-      <w:pPr>
-        <w:keepNext/>
-        <w:spacing w:after="0" w:line="240" w:lineRule="auto"/>
-      </w:pPr>
-      <w:proofErr w:type="spellStart"/>
-      <w:r>
-        <w:rPr>
-          <w:rFonts w:ascii="DejaVu Sans Mono" w:hAnsi="DejaVu Sans Mono"/>
-          <w:sz w:val="17"/>
-        </w:rPr>
-        <w:t>mkdir</w:t>
-      </w:r>
-      <w:proofErr w:type="spellEnd"/>
-      <w:r>
-        <w:rPr>
-          <w:rFonts w:ascii="DejaVu Sans Mono" w:hAnsi="DejaVu Sans Mono"/>
-          <w:sz w:val="17"/>
-        </w:rPr>
-        <w:t xml:space="preserve"> </w:t>
-      </w:r>
-      <w:proofErr w:type="spellStart"/>
-      <w:r>
-        <w:rPr>
-          <w:rFonts w:ascii="DejaVu Sans Mono" w:hAnsi="DejaVu Sans Mono"/>
-          <w:sz w:val="17"/>
-        </w:rPr>
-        <w:t>student_manager</w:t>
-      </w:r>
-      <w:proofErr w:type="spellEnd"/>
-    </w:p>
-    <w:p>
-      <w:pPr>
-        <w:keepNext/>
-        <w:spacing w:after="0" w:line="240" w:lineRule="auto"/>
-      </w:pPr>
-      <w:r>
-        <w:rPr>
-          <w:rFonts w:ascii="DejaVu Sans Mono" w:hAnsi="DejaVu Sans Mono"/>
-          <w:sz w:val="17"/>
-        </w:rPr>
-        <w:t xml:space="preserve">cd </w:t>
-      </w:r>
-      <w:proofErr w:type="spellStart"/>
-      <w:r>
-        <w:rPr>
-          <w:rFonts w:ascii="DejaVu Sans Mono" w:hAnsi="DejaVu Sans Mono"/>
-          <w:sz w:val="17"/>
-        </w:rPr>
-        <w:t>student_manager</w:t>
-      </w:r>
-      <w:proofErr w:type="spellEnd"/>
-    </w:p>
-    <w:p>
-      <w:pPr>
-        <w:keepNext/>
-        <w:spacing w:after="0" w:line="240" w:lineRule="auto"/>
-      </w:pPr>
-      <w:r>
-        <w:rPr>
-          <w:rFonts w:ascii="DejaVu Sans Mono" w:hAnsi="DejaVu Sans Mono"/>
-          <w:sz w:val="17"/>
-        </w:rPr>
-        <w:t>py</w:t>
-      </w:r>
-      <w:r>
-        <w:rPr>
-          <w:rFonts w:ascii="DejaVu Sans Mono" w:hAnsi="DejaVu Sans Mono"/>
-          <w:sz w:val="17"/>
-        </w:rPr>
-        <w:t xml:space="preserve">thon -m </w:t>
-      </w:r>
-      <w:proofErr w:type="spellStart"/>
-      <w:proofErr w:type="gramStart"/>
+        <w:spacing w:line="240" w:lineRule="auto"/>
+        <w:rPr>
+          <w:lang w:val="en-US"/>
+        </w:rPr>
+      </w:pPr>
+      <w:r>
+        <w:rPr>
+          <w:rFonts w:ascii="DejaVu Sans Mono" w:hAnsi="DejaVu Sans Mono"/>
+          <w:sz w:val="17"/>
+        </w:rPr>
+        <w:t>.\.</w:t>
+      </w:r>
+      <w:proofErr w:type="spellStart"/>
       <w:r>
         <w:rPr>
           <w:rFonts w:ascii="DejaVu Sans Mono" w:hAnsi="DejaVu Sans Mono"/>
@@ -12214,298 +11316,148 @@
           <w:rFonts w:ascii="DejaVu Sans Mono" w:hAnsi="DejaVu Sans Mono"/>
           <w:sz w:val="17"/>
         </w:rPr>
-        <w:t xml:space="preserve"> .</w:t>
-      </w:r>
-      <w:proofErr w:type="spellStart"/>
-      <w:r>
-        <w:rPr>
-          <w:rFonts w:ascii="DejaVu Sans Mono" w:hAnsi="DejaVu Sans Mono"/>
-          <w:sz w:val="17"/>
-        </w:rPr>
-        <w:t>venv</w:t>
-      </w:r>
-      <w:proofErr w:type="spellEnd"/>
-      <w:proofErr w:type="gramEnd"/>
-    </w:p>
-    <w:p>
-      <w:pPr>
-        <w:keepNext/>
-        <w:spacing w:after="0" w:line="240" w:lineRule="auto"/>
-      </w:pPr>
-      <w:proofErr w:type="gramStart"/>
-      <w:r>
-        <w:rPr>
-          <w:rFonts w:ascii="DejaVu Sans Mono" w:hAnsi="DejaVu Sans Mono"/>
-          <w:sz w:val="17"/>
-        </w:rPr>
-        <w:t>source .</w:t>
-      </w:r>
-      <w:proofErr w:type="spellStart"/>
-      <w:r>
-        <w:rPr>
-          <w:rFonts w:ascii="DejaVu Sans Mono" w:hAnsi="DejaVu Sans Mono"/>
-          <w:sz w:val="17"/>
-        </w:rPr>
-        <w:t>venv</w:t>
-      </w:r>
-      <w:proofErr w:type="spellEnd"/>
-      <w:proofErr w:type="gramEnd"/>
-      <w:r>
-        <w:rPr>
-          <w:rFonts w:ascii="DejaVu Sans Mono" w:hAnsi="DejaVu Sans Mono"/>
-          <w:sz w:val="17"/>
-        </w:rPr>
-        <w:t>/bin/activate</w:t>
-      </w:r>
-    </w:p>
-    <w:p>
-      <w:pPr>
-        <w:spacing w:line="240" w:lineRule="auto"/>
-      </w:pPr>
-      <w:r>
-        <w:rPr>
-          <w:rFonts w:ascii="DejaVu Sans Mono" w:hAnsi="DejaVu Sans Mono"/>
-          <w:sz w:val="17"/>
-        </w:rPr>
-        <w:t xml:space="preserve">git </w:t>
-      </w:r>
-      <w:proofErr w:type="spellStart"/>
-      <w:r>
-        <w:rPr>
-          <w:rFonts w:ascii="DejaVu Sans Mono" w:hAnsi="DejaVu Sans Mono"/>
-          <w:sz w:val="17"/>
-        </w:rPr>
-        <w:t>init</w:t>
-      </w:r>
-      <w:proofErr w:type="spellEnd"/>
-      <w:r>
-        <w:rPr>
-          <w:rFonts w:ascii="DejaVu Sans Mono" w:hAnsi="DejaVu Sans Mono"/>
-          <w:sz w:val="17"/>
-        </w:rPr>
-        <w:t xml:space="preserve"> -b main</w:t>
+        <w:t>\Scripts\python.exe -m pip install -e ".[test]"</w:t>
       </w:r>
     </w:p>
     <w:p>
       <w:pPr>
         <w:ind w:firstLine="709"/>
         <w:jc w:val="both"/>
-      </w:pPr>
-      <w:proofErr w:type="spellStart"/>
-      <w:r>
-        <w:t>Після</w:t>
-      </w:r>
-      <w:proofErr w:type="spellEnd"/>
-      <w:r>
-        <w:t xml:space="preserve"> </w:t>
-      </w:r>
-      <w:proofErr w:type="spellStart"/>
-      <w:r>
-        <w:t>створення</w:t>
-      </w:r>
-      <w:proofErr w:type="spellEnd"/>
-      <w:r>
-        <w:t xml:space="preserve"> </w:t>
-      </w:r>
-      <w:proofErr w:type="spellStart"/>
-      <w:r>
-        <w:t>файлів</w:t>
-      </w:r>
-      <w:proofErr w:type="spellEnd"/>
-      <w:r>
-        <w:t xml:space="preserve"> </w:t>
-      </w:r>
-      <w:proofErr w:type="spellStart"/>
-      <w:r>
-        <w:t>проєкту</w:t>
-      </w:r>
-      <w:proofErr w:type="spellEnd"/>
-      <w:r>
-        <w:t xml:space="preserve"> </w:t>
-      </w:r>
-      <w:proofErr w:type="spellStart"/>
-      <w:r>
-        <w:t>виконано</w:t>
-      </w:r>
-      <w:proofErr w:type="spellEnd"/>
-      <w:r>
-        <w:t xml:space="preserve"> </w:t>
-      </w:r>
-      <w:proofErr w:type="spellStart"/>
-      <w:r>
+        <w:rPr>
+          <w:lang w:val="ru-RU"/>
+        </w:rPr>
+      </w:pPr>
+      <w:r>
+        <w:rPr>
+          <w:lang w:val="ru-RU"/>
+        </w:rPr>
+        <w:t xml:space="preserve">Параметр -e </w:t>
+      </w:r>
+      <w:proofErr w:type="spellStart"/>
+      <w:r>
+        <w:rPr>
+          <w:lang w:val="ru-RU"/>
+        </w:rPr>
+        <w:t>дозволяє</w:t>
+      </w:r>
+      <w:proofErr w:type="spellEnd"/>
+      <w:r>
+        <w:rPr>
+          <w:lang w:val="ru-RU"/>
+        </w:rPr>
+        <w:t xml:space="preserve"> </w:t>
+      </w:r>
+      <w:proofErr w:type="spellStart"/>
+      <w:r>
+        <w:rPr>
+          <w:lang w:val="ru-RU"/>
+        </w:rPr>
+        <w:t>використовувати</w:t>
+      </w:r>
+      <w:proofErr w:type="spellEnd"/>
+      <w:r>
+        <w:rPr>
+          <w:lang w:val="ru-RU"/>
+        </w:rPr>
+        <w:t xml:space="preserve"> </w:t>
+      </w:r>
+      <w:proofErr w:type="spellStart"/>
+      <w:r>
+        <w:rPr>
+          <w:lang w:val="ru-RU"/>
+        </w:rPr>
+        <w:t>зміни</w:t>
+      </w:r>
+      <w:proofErr w:type="spellEnd"/>
+      <w:r>
+        <w:rPr>
+          <w:lang w:val="ru-RU"/>
+        </w:rPr>
+        <w:t xml:space="preserve"> </w:t>
+      </w:r>
+      <w:proofErr w:type="spellStart"/>
+      <w:r>
+        <w:rPr>
+          <w:lang w:val="ru-RU"/>
+        </w:rPr>
+        <w:t>вихідного</w:t>
+      </w:r>
+      <w:proofErr w:type="spellEnd"/>
+      <w:r>
+        <w:rPr>
+          <w:lang w:val="ru-RU"/>
+        </w:rPr>
+        <w:t xml:space="preserve"> коду без повторного </w:t>
+      </w:r>
+      <w:proofErr w:type="spellStart"/>
+      <w:r>
+        <w:rPr>
+          <w:lang w:val="ru-RU"/>
+        </w:rPr>
         <w:t>встановлення</w:t>
       </w:r>
       <w:proofErr w:type="spellEnd"/>
       <w:r>
-        <w:t xml:space="preserve">, </w:t>
-      </w:r>
-      <w:proofErr w:type="spellStart"/>
-      <w:r>
-        <w:t>перевірку</w:t>
-      </w:r>
-      <w:proofErr w:type="spellEnd"/>
-      <w:r>
-        <w:t xml:space="preserve"> </w:t>
-      </w:r>
-      <w:proofErr w:type="spellStart"/>
-      <w:r>
-        <w:t>пакетів</w:t>
-      </w:r>
-      <w:proofErr w:type="spellEnd"/>
-      <w:r>
-        <w:t xml:space="preserve">, </w:t>
-      </w:r>
-      <w:proofErr w:type="spellStart"/>
-      <w:r>
-        <w:t>запуск</w:t>
-      </w:r>
-      <w:proofErr w:type="spellEnd"/>
-      <w:r>
-        <w:t xml:space="preserve"> і </w:t>
-      </w:r>
-      <w:proofErr w:type="spellStart"/>
-      <w:r>
-        <w:t>тести</w:t>
-      </w:r>
-      <w:proofErr w:type="spellEnd"/>
-      <w:r>
-        <w:t>:</w:t>
-      </w:r>
-    </w:p>
-    <w:p>
-      <w:pPr>
-        <w:keepNext/>
-        <w:spacing w:after="0" w:line="240" w:lineRule="auto"/>
-      </w:pPr>
-      <w:r>
-        <w:rPr>
-          <w:rFonts w:ascii="DejaVu Sans Mono" w:hAnsi="DejaVu Sans Mono"/>
-          <w:sz w:val="17"/>
-        </w:rPr>
-        <w:lastRenderedPageBreak/>
-        <w:t xml:space="preserve">python -m pip install -e </w:t>
-      </w:r>
-      <w:proofErr w:type="gramStart"/>
-      <w:r>
-        <w:rPr>
-          <w:rFonts w:ascii="DejaVu Sans Mono" w:hAnsi="DejaVu Sans Mono"/>
-          <w:sz w:val="17"/>
-        </w:rPr>
-        <w:t>".[</w:t>
-      </w:r>
-      <w:proofErr w:type="gramEnd"/>
-      <w:r>
-        <w:rPr>
-          <w:rFonts w:ascii="DejaVu Sans Mono" w:hAnsi="DejaVu Sans Mono"/>
-          <w:sz w:val="17"/>
-        </w:rPr>
-        <w:t>test]"</w:t>
-      </w:r>
-    </w:p>
-    <w:p>
-      <w:pPr>
-        <w:keepNext/>
-        <w:spacing w:after="0" w:line="240" w:lineRule="auto"/>
-      </w:pPr>
-      <w:r>
-        <w:rPr>
-          <w:rFonts w:ascii="DejaVu Sans Mono" w:hAnsi="DejaVu Sans Mono"/>
-          <w:sz w:val="17"/>
-        </w:rPr>
-        <w:t>python -m pip list</w:t>
-      </w:r>
-    </w:p>
-    <w:p>
-      <w:pPr>
-        <w:keepNext/>
-        <w:spacing w:after="0" w:line="240" w:lineRule="auto"/>
-      </w:pPr>
-      <w:r>
-        <w:rPr>
-          <w:rFonts w:ascii="DejaVu Sans Mono" w:hAnsi="DejaVu Sans Mono"/>
-          <w:sz w:val="17"/>
-        </w:rPr>
-        <w:t xml:space="preserve">python -m </w:t>
-      </w:r>
-      <w:proofErr w:type="spellStart"/>
-      <w:r>
-        <w:rPr>
-          <w:rFonts w:ascii="DejaVu Sans Mono" w:hAnsi="DejaVu Sans Mono"/>
-          <w:sz w:val="17"/>
-        </w:rPr>
-        <w:t>student_</w:t>
-      </w:r>
-      <w:proofErr w:type="gramStart"/>
-      <w:r>
-        <w:rPr>
-          <w:rFonts w:ascii="DejaVu Sans Mono" w:hAnsi="DejaVu Sans Mono"/>
-          <w:sz w:val="17"/>
-        </w:rPr>
-        <w:t>manager.main</w:t>
-      </w:r>
-      <w:proofErr w:type="spellEnd"/>
-      <w:proofErr w:type="gramEnd"/>
-    </w:p>
-    <w:p>
-      <w:pPr>
-        <w:spacing w:line="240" w:lineRule="auto"/>
-        <w:rPr>
-          <w:lang w:val="ru-RU"/>
-        </w:rPr>
-      </w:pPr>
-      <w:r>
-        <w:rPr>
-          <w:rFonts w:ascii="DejaVu Sans Mono" w:hAnsi="DejaVu Sans Mono"/>
-          <w:sz w:val="17"/>
-        </w:rPr>
-        <w:t>python</w:t>
-      </w:r>
-      <w:r>
-        <w:rPr>
-          <w:rFonts w:ascii="DejaVu Sans Mono" w:hAnsi="DejaVu Sans Mono"/>
-          <w:sz w:val="17"/>
-          <w:lang w:val="ru-RU"/>
-        </w:rPr>
-        <w:t xml:space="preserve"> -</w:t>
-      </w:r>
-      <w:r>
-        <w:rPr>
-          <w:rFonts w:ascii="DejaVu Sans Mono" w:hAnsi="DejaVu Sans Mono"/>
-          <w:sz w:val="17"/>
-        </w:rPr>
-        <w:t>m</w:t>
-      </w:r>
-      <w:r>
-        <w:rPr>
-          <w:rFonts w:ascii="DejaVu Sans Mono" w:hAnsi="DejaVu Sans Mono"/>
-          <w:sz w:val="17"/>
-          <w:lang w:val="ru-RU"/>
-        </w:rPr>
-        <w:t xml:space="preserve"> </w:t>
-      </w:r>
-      <w:proofErr w:type="spellStart"/>
-      <w:r>
-        <w:rPr>
-          <w:rFonts w:ascii="DejaVu Sans Mono" w:hAnsi="DejaVu Sans Mono"/>
-          <w:sz w:val="17"/>
-        </w:rPr>
-        <w:t>pytest</w:t>
-      </w:r>
-      <w:proofErr w:type="spellEnd"/>
-      <w:r>
-        <w:rPr>
-          <w:rFonts w:ascii="DejaVu Sans Mono" w:hAnsi="DejaVu Sans Mono"/>
-          <w:sz w:val="17"/>
-          <w:lang w:val="ru-RU"/>
-        </w:rPr>
-        <w:t xml:space="preserve"> -</w:t>
-      </w:r>
-      <w:r>
-        <w:rPr>
-          <w:rFonts w:ascii="DejaVu Sans Mono" w:hAnsi="DejaVu Sans Mono"/>
-          <w:sz w:val="17"/>
-        </w:rPr>
-        <w:t>q</w:t>
+        <w:rPr>
+          <w:lang w:val="ru-RU"/>
+        </w:rPr>
+        <w:t xml:space="preserve"> пакета, а [</w:t>
+      </w:r>
+      <w:proofErr w:type="spellStart"/>
+      <w:r>
+        <w:rPr>
+          <w:lang w:val="ru-RU"/>
+        </w:rPr>
+        <w:t>test</w:t>
+      </w:r>
+      <w:proofErr w:type="spellEnd"/>
+      <w:r>
+        <w:rPr>
+          <w:lang w:val="ru-RU"/>
+        </w:rPr>
+        <w:t xml:space="preserve">] </w:t>
+      </w:r>
+      <w:proofErr w:type="spellStart"/>
+      <w:r>
+        <w:rPr>
+          <w:lang w:val="ru-RU"/>
+        </w:rPr>
+        <w:t>додає</w:t>
+      </w:r>
+      <w:proofErr w:type="spellEnd"/>
+      <w:r>
+        <w:rPr>
+          <w:lang w:val="ru-RU"/>
+        </w:rPr>
+        <w:t xml:space="preserve"> </w:t>
+      </w:r>
+      <w:proofErr w:type="spellStart"/>
+      <w:r>
+        <w:rPr>
+          <w:lang w:val="ru-RU"/>
+        </w:rPr>
+        <w:t>залежності</w:t>
+      </w:r>
+      <w:proofErr w:type="spellEnd"/>
+      <w:r>
+        <w:rPr>
+          <w:lang w:val="ru-RU"/>
+        </w:rPr>
+        <w:t xml:space="preserve"> для </w:t>
+      </w:r>
+      <w:proofErr w:type="spellStart"/>
+      <w:r>
+        <w:rPr>
+          <w:lang w:val="ru-RU"/>
+        </w:rPr>
+        <w:t>тестування</w:t>
+      </w:r>
+      <w:proofErr w:type="spellEnd"/>
+      <w:r>
+        <w:rPr>
+          <w:lang w:val="ru-RU"/>
+        </w:rPr>
+        <w:t>.</w:t>
       </w:r>
     </w:p>
     <w:p>
@@ -12516,48 +11468,33 @@
           <w:lang w:val="ru-RU"/>
         </w:rPr>
       </w:pPr>
-      <w:r>
-        <w:rPr>
-          <w:lang w:val="ru-RU"/>
-        </w:rPr>
-        <w:t>Параметр -</w:t>
-      </w:r>
-      <w:r>
-        <w:t>e</w:t>
-      </w:r>
-      <w:r>
-        <w:rPr>
-          <w:lang w:val="ru-RU"/>
-        </w:rPr>
-        <w:t xml:space="preserve"> </w:t>
-      </w:r>
-      <w:proofErr w:type="spellStart"/>
-      <w:r>
-        <w:rPr>
-          <w:lang w:val="ru-RU"/>
-        </w:rPr>
-        <w:t>пов’язує</w:t>
-      </w:r>
-      <w:proofErr w:type="spellEnd"/>
-      <w:r>
-        <w:rPr>
-          <w:lang w:val="ru-RU"/>
-        </w:rPr>
-        <w:t xml:space="preserve"> </w:t>
-      </w:r>
-      <w:proofErr w:type="spellStart"/>
-      <w:r>
-        <w:rPr>
-          <w:lang w:val="ru-RU"/>
-        </w:rPr>
-        <w:t>встановлений</w:t>
-      </w:r>
-      <w:proofErr w:type="spellEnd"/>
-      <w:r>
-        <w:rPr>
-          <w:lang w:val="ru-RU"/>
-        </w:rPr>
-        <w:t xml:space="preserve"> пакет </w:t>
+      <w:proofErr w:type="spellStart"/>
+      <w:r>
+        <w:rPr>
+          <w:lang w:val="ru-RU"/>
+        </w:rPr>
+        <w:t>Програму</w:t>
+      </w:r>
+      <w:proofErr w:type="spellEnd"/>
+      <w:r>
+        <w:rPr>
+          <w:lang w:val="ru-RU"/>
+        </w:rPr>
+        <w:t xml:space="preserve"> та тести запущено </w:t>
+      </w:r>
+      <w:proofErr w:type="spellStart"/>
+      <w:r>
+        <w:rPr>
+          <w:lang w:val="ru-RU"/>
+        </w:rPr>
+        <w:t>безпосередньо</w:t>
+      </w:r>
+      <w:proofErr w:type="spellEnd"/>
+      <w:r>
+        <w:rPr>
+          <w:lang w:val="ru-RU"/>
+        </w:rPr>
+        <w:t xml:space="preserve"> через Python </w:t>
       </w:r>
       <w:proofErr w:type="spellStart"/>
       <w:r>
@@ -12571,295 +11508,152 @@
         <w:rPr>
           <w:lang w:val="ru-RU"/>
         </w:rPr>
-        <w:t xml:space="preserve"> </w:t>
-      </w:r>
-      <w:proofErr w:type="spellStart"/>
-      <w:r>
-        <w:rPr>
-          <w:lang w:val="ru-RU"/>
-        </w:rPr>
-        <w:t>вихідним</w:t>
-      </w:r>
-      <w:proofErr w:type="spellEnd"/>
-      <w:r>
-        <w:rPr>
-          <w:lang w:val="ru-RU"/>
-        </w:rPr>
-        <w:t xml:space="preserve"> кодом у </w:t>
-      </w:r>
-      <w:proofErr w:type="spellStart"/>
-      <w:r>
-        <w:t>src</w:t>
-      </w:r>
-      <w:proofErr w:type="spellEnd"/>
-      <w:r>
-        <w:rPr>
-          <w:lang w:val="ru-RU"/>
-        </w:rPr>
-        <w:t xml:space="preserve">. </w:t>
-      </w:r>
-      <w:proofErr w:type="spellStart"/>
-      <w:r>
-        <w:rPr>
-          <w:lang w:val="ru-RU"/>
-        </w:rPr>
-        <w:t>Після</w:t>
-      </w:r>
-      <w:proofErr w:type="spellEnd"/>
-      <w:r>
-        <w:rPr>
-          <w:lang w:val="ru-RU"/>
-        </w:rPr>
-        <w:t xml:space="preserve"> </w:t>
-      </w:r>
-      <w:proofErr w:type="spellStart"/>
-      <w:r>
-        <w:rPr>
-          <w:lang w:val="ru-RU"/>
-        </w:rPr>
-        <w:t>редагування</w:t>
-      </w:r>
-      <w:proofErr w:type="spellEnd"/>
-      <w:r>
-        <w:rPr>
-          <w:lang w:val="ru-RU"/>
-        </w:rPr>
-        <w:t xml:space="preserve"> </w:t>
-      </w:r>
-      <w:r>
-        <w:t>Python</w:t>
-      </w:r>
-      <w:r>
-        <w:rPr>
-          <w:lang w:val="ru-RU"/>
-        </w:rPr>
-        <w:t>-</w:t>
-      </w:r>
-      <w:proofErr w:type="spellStart"/>
-      <w:r>
-        <w:rPr>
-          <w:lang w:val="ru-RU"/>
-        </w:rPr>
-        <w:t>файлів</w:t>
-      </w:r>
-      <w:proofErr w:type="spellEnd"/>
-      <w:r>
-        <w:rPr>
-          <w:lang w:val="ru-RU"/>
-        </w:rPr>
-        <w:t xml:space="preserve"> </w:t>
-      </w:r>
-      <w:proofErr w:type="spellStart"/>
-      <w:r>
-        <w:rPr>
-          <w:lang w:val="ru-RU"/>
-        </w:rPr>
-        <w:t>повторне</w:t>
-      </w:r>
-      <w:proofErr w:type="spellEnd"/>
-      <w:r>
-        <w:rPr>
-          <w:lang w:val="ru-RU"/>
-        </w:rPr>
-        <w:t xml:space="preserve"> </w:t>
-      </w:r>
-      <w:proofErr w:type="spellStart"/>
-      <w:r>
-        <w:rPr>
-          <w:lang w:val="ru-RU"/>
-        </w:rPr>
-        <w:t>встановлення</w:t>
-      </w:r>
-      <w:proofErr w:type="spellEnd"/>
-      <w:r>
-        <w:rPr>
-          <w:lang w:val="ru-RU"/>
-        </w:rPr>
-        <w:t xml:space="preserve"> не </w:t>
-      </w:r>
-      <w:proofErr w:type="spellStart"/>
-      <w:r>
-        <w:rPr>
-          <w:lang w:val="ru-RU"/>
-        </w:rPr>
-        <w:t>потрібне</w:t>
-      </w:r>
-      <w:proofErr w:type="spellEnd"/>
-      <w:r>
-        <w:rPr>
-          <w:lang w:val="ru-RU"/>
-        </w:rPr>
-        <w:t xml:space="preserve">. </w:t>
-      </w:r>
-      <w:proofErr w:type="spellStart"/>
-      <w:r>
-        <w:rPr>
-          <w:lang w:val="ru-RU"/>
-        </w:rPr>
-        <w:t>Частина</w:t>
-      </w:r>
-      <w:proofErr w:type="spellEnd"/>
-      <w:r>
-        <w:rPr>
-          <w:lang w:val="ru-RU"/>
-        </w:rPr>
-        <w:t xml:space="preserve"> [</w:t>
-      </w:r>
-      <w:r>
-        <w:t>test</w:t>
-      </w:r>
-      <w:r>
-        <w:rPr>
-          <w:lang w:val="ru-RU"/>
-        </w:rPr>
-        <w:t xml:space="preserve">] </w:t>
-      </w:r>
-      <w:proofErr w:type="spellStart"/>
-      <w:r>
-        <w:rPr>
-          <w:lang w:val="ru-RU"/>
-        </w:rPr>
-        <w:t>додатково</w:t>
-      </w:r>
-      <w:proofErr w:type="spellEnd"/>
-      <w:r>
-        <w:rPr>
-          <w:lang w:val="ru-RU"/>
-        </w:rPr>
-        <w:t xml:space="preserve"> </w:t>
-      </w:r>
-      <w:proofErr w:type="spellStart"/>
-      <w:r>
-        <w:rPr>
-          <w:lang w:val="ru-RU"/>
-        </w:rPr>
-        <w:t>встановлює</w:t>
-      </w:r>
-      <w:proofErr w:type="spellEnd"/>
-      <w:r>
-        <w:rPr>
-          <w:lang w:val="ru-RU"/>
-        </w:rPr>
-        <w:t xml:space="preserve"> </w:t>
-      </w:r>
-      <w:proofErr w:type="spellStart"/>
-      <w:r>
+        <w:t xml:space="preserve"> .</w:t>
+      </w:r>
+      <w:proofErr w:type="spellStart"/>
+      <w:r>
+        <w:rPr>
+          <w:lang w:val="ru-RU"/>
+        </w:rPr>
+        <w:t>venv</w:t>
+      </w:r>
+      <w:proofErr w:type="spellEnd"/>
+      <w:r>
+        <w:rPr>
+          <w:lang w:val="ru-RU"/>
+        </w:rPr>
+        <w:t xml:space="preserve">, без </w:t>
+      </w:r>
+      <w:proofErr w:type="spellStart"/>
+      <w:r>
+        <w:rPr>
+          <w:lang w:val="ru-RU"/>
+        </w:rPr>
+        <w:t>окремої</w:t>
+      </w:r>
+      <w:proofErr w:type="spellEnd"/>
+      <w:r>
+        <w:rPr>
+          <w:lang w:val="ru-RU"/>
+        </w:rPr>
+        <w:t xml:space="preserve"> </w:t>
+      </w:r>
+      <w:proofErr w:type="spellStart"/>
+      <w:r>
+        <w:rPr>
+          <w:lang w:val="ru-RU"/>
+        </w:rPr>
+        <w:t>активації</w:t>
+      </w:r>
+      <w:proofErr w:type="spellEnd"/>
+      <w:r>
+        <w:rPr>
+          <w:lang w:val="ru-RU"/>
+        </w:rPr>
+        <w:t xml:space="preserve"> </w:t>
+      </w:r>
+      <w:proofErr w:type="spellStart"/>
+      <w:r>
+        <w:rPr>
+          <w:lang w:val="ru-RU"/>
+        </w:rPr>
+        <w:t>середовища</w:t>
+      </w:r>
+      <w:proofErr w:type="spellEnd"/>
+      <w:r>
+        <w:rPr>
+          <w:lang w:val="ru-RU"/>
+        </w:rPr>
+        <w:t>:</w:t>
+      </w:r>
+    </w:p>
+    <w:p>
+      <w:pPr>
+        <w:spacing w:line="240" w:lineRule="auto"/>
+        <w:rPr>
+          <w:rFonts w:ascii="DejaVu Sans Mono" w:hAnsi="DejaVu Sans Mono"/>
+          <w:sz w:val="17"/>
+        </w:rPr>
+      </w:pPr>
+      <w:r>
+        <w:rPr>
+          <w:rFonts w:ascii="DejaVu Sans Mono" w:hAnsi="DejaVu Sans Mono"/>
+          <w:sz w:val="17"/>
+        </w:rPr>
+        <w:t>.\.</w:t>
+      </w:r>
+      <w:proofErr w:type="spellStart"/>
+      <w:r>
+        <w:rPr>
+          <w:rFonts w:ascii="DejaVu Sans Mono" w:hAnsi="DejaVu Sans Mono"/>
+          <w:sz w:val="17"/>
+        </w:rPr>
+        <w:t>venv</w:t>
+      </w:r>
+      <w:proofErr w:type="spellEnd"/>
+      <w:r>
+        <w:rPr>
+          <w:rFonts w:ascii="DejaVu Sans Mono" w:hAnsi="DejaVu Sans Mono"/>
+          <w:sz w:val="17"/>
+        </w:rPr>
+        <w:t xml:space="preserve">\Scripts\python.exe -m </w:t>
+      </w:r>
+      <w:proofErr w:type="spellStart"/>
+      <w:r>
+        <w:rPr>
+          <w:rFonts w:ascii="DejaVu Sans Mono" w:hAnsi="DejaVu Sans Mono"/>
+          <w:sz w:val="17"/>
+        </w:rPr>
+        <w:t>student_manager.main</w:t>
+      </w:r>
+      <w:proofErr w:type="spellEnd"/>
+    </w:p>
+    <w:p>
+      <w:pPr>
+        <w:spacing w:line="240" w:lineRule="auto"/>
+        <w:rPr>
+          <w:rFonts w:ascii="DejaVu Sans Mono" w:hAnsi="DejaVu Sans Mono"/>
+          <w:sz w:val="17"/>
+        </w:rPr>
+      </w:pPr>
+      <w:r>
+        <w:rPr>
+          <w:rFonts w:ascii="DejaVu Sans Mono" w:hAnsi="DejaVu Sans Mono"/>
+          <w:sz w:val="17"/>
+        </w:rPr>
+        <w:t>.\.</w:t>
+      </w:r>
+      <w:proofErr w:type="spellStart"/>
+      <w:r>
+        <w:rPr>
+          <w:rFonts w:ascii="DejaVu Sans Mono" w:hAnsi="DejaVu Sans Mono"/>
+          <w:sz w:val="17"/>
+        </w:rPr>
+        <w:t>venv</w:t>
+      </w:r>
+      <w:proofErr w:type="spellEnd"/>
+      <w:r>
+        <w:rPr>
+          <w:rFonts w:ascii="DejaVu Sans Mono" w:hAnsi="DejaVu Sans Mono"/>
+          <w:sz w:val="17"/>
+        </w:rPr>
+        <w:t xml:space="preserve">\Scripts\python.exe -m </w:t>
+      </w:r>
+      <w:proofErr w:type="spellStart"/>
+      <w:r>
+        <w:rPr>
+          <w:rFonts w:ascii="DejaVu Sans Mono" w:hAnsi="DejaVu Sans Mono"/>
+          <w:sz w:val="17"/>
+        </w:rPr>
         <w:t>pytest</w:t>
       </w:r>
       <w:proofErr w:type="spellEnd"/>
       <w:r>
         <w:rPr>
-          <w:lang w:val="ru-RU"/>
-        </w:rPr>
-        <w:t xml:space="preserve">. </w:t>
-      </w:r>
-      <w:proofErr w:type="gramStart"/>
-      <w:r>
-        <w:rPr>
-          <w:lang w:val="ru-RU"/>
-        </w:rPr>
-        <w:t>У списку</w:t>
-      </w:r>
-      <w:proofErr w:type="gramEnd"/>
-      <w:r>
-        <w:rPr>
-          <w:lang w:val="ru-RU"/>
-        </w:rPr>
-        <w:t xml:space="preserve"> </w:t>
-      </w:r>
-      <w:proofErr w:type="spellStart"/>
-      <w:r>
-        <w:rPr>
-          <w:lang w:val="ru-RU"/>
-        </w:rPr>
-        <w:t>пакетів</w:t>
-      </w:r>
-      <w:proofErr w:type="spellEnd"/>
-      <w:r>
-        <w:rPr>
-          <w:lang w:val="ru-RU"/>
-        </w:rPr>
-        <w:t xml:space="preserve"> </w:t>
-      </w:r>
-      <w:proofErr w:type="spellStart"/>
-      <w:r>
-        <w:rPr>
-          <w:lang w:val="ru-RU"/>
-        </w:rPr>
-        <w:t>після</w:t>
-      </w:r>
-      <w:proofErr w:type="spellEnd"/>
-      <w:r>
-        <w:rPr>
-          <w:lang w:val="ru-RU"/>
-        </w:rPr>
-        <w:t xml:space="preserve"> </w:t>
-      </w:r>
-      <w:proofErr w:type="spellStart"/>
-      <w:r>
-        <w:rPr>
-          <w:lang w:val="ru-RU"/>
-        </w:rPr>
-        <w:t>встановлення</w:t>
-      </w:r>
-      <w:proofErr w:type="spellEnd"/>
-      <w:r>
-        <w:rPr>
-          <w:lang w:val="ru-RU"/>
-        </w:rPr>
-        <w:t xml:space="preserve"> </w:t>
-      </w:r>
-      <w:proofErr w:type="spellStart"/>
-      <w:r>
-        <w:rPr>
-          <w:lang w:val="ru-RU"/>
-        </w:rPr>
-        <w:t>присутній</w:t>
-      </w:r>
-      <w:proofErr w:type="spellEnd"/>
-      <w:r>
-        <w:rPr>
-          <w:lang w:val="ru-RU"/>
-        </w:rPr>
-        <w:t xml:space="preserve"> </w:t>
-      </w:r>
-      <w:r>
-        <w:t>student</w:t>
-      </w:r>
-      <w:r>
-        <w:rPr>
-          <w:lang w:val="ru-RU"/>
-        </w:rPr>
-        <w:t>-</w:t>
-      </w:r>
-      <w:r>
-        <w:t>manager</w:t>
-      </w:r>
-      <w:r>
-        <w:rPr>
-          <w:lang w:val="ru-RU"/>
-        </w:rPr>
-        <w:t xml:space="preserve"> </w:t>
-      </w:r>
-      <w:proofErr w:type="spellStart"/>
-      <w:r>
-        <w:rPr>
-          <w:lang w:val="ru-RU"/>
-        </w:rPr>
-        <w:t>версії</w:t>
-      </w:r>
-      <w:proofErr w:type="spellEnd"/>
-      <w:r>
-        <w:rPr>
-          <w:lang w:val="ru-RU"/>
-        </w:rPr>
-        <w:t xml:space="preserve"> </w:t>
-      </w:r>
-      <w:r>
-        <w:rPr>
-          <w:lang w:val="ru-RU"/>
-        </w:rPr>
-        <w:t>0.1.0.</w:t>
+          <w:rFonts w:ascii="DejaVu Sans Mono" w:hAnsi="DejaVu Sans Mono"/>
+          <w:sz w:val="17"/>
+        </w:rPr>
+        <w:t xml:space="preserve"> -q</w:t>
       </w:r>
     </w:p>
     <w:p>
@@ -12867,72 +11661,113 @@
         <w:ind w:firstLine="709"/>
         <w:jc w:val="both"/>
         <w:rPr>
-          <w:lang w:val="ru-RU"/>
-        </w:rPr>
-      </w:pPr>
-      <w:r>
-        <w:rPr>
-          <w:lang w:val="ru-RU"/>
-        </w:rPr>
-        <w:t xml:space="preserve">У </w:t>
-      </w:r>
-      <w:r>
-        <w:t>Windows</w:t>
-      </w:r>
-      <w:r>
-        <w:rPr>
-          <w:lang w:val="ru-RU"/>
-        </w:rPr>
-        <w:t xml:space="preserve"> </w:t>
-      </w:r>
-      <w:r>
-        <w:t>PowerShell</w:t>
-      </w:r>
-      <w:r>
-        <w:rPr>
-          <w:lang w:val="ru-RU"/>
-        </w:rPr>
-        <w:t xml:space="preserve"> </w:t>
-      </w:r>
-      <w:proofErr w:type="spellStart"/>
-      <w:r>
-        <w:rPr>
-          <w:lang w:val="ru-RU"/>
-        </w:rPr>
-        <w:t>замість</w:t>
-      </w:r>
-      <w:proofErr w:type="spellEnd"/>
-      <w:r>
-        <w:rPr>
-          <w:lang w:val="ru-RU"/>
-        </w:rPr>
-        <w:t xml:space="preserve"> </w:t>
-      </w:r>
-      <w:r>
-        <w:t>source</w:t>
-      </w:r>
-      <w:r>
-        <w:rPr>
-          <w:lang w:val="ru-RU"/>
-        </w:rPr>
-        <w:t xml:space="preserve"> </w:t>
-      </w:r>
-      <w:proofErr w:type="spellStart"/>
-      <w:r>
-        <w:rPr>
-          <w:lang w:val="ru-RU"/>
-        </w:rPr>
-        <w:t>використовується</w:t>
-      </w:r>
-      <w:proofErr w:type="spellEnd"/>
-      <w:r>
-        <w:rPr>
-          <w:lang w:val="ru-RU"/>
-        </w:rPr>
-        <w:t xml:space="preserve"> .\.</w:t>
-      </w:r>
-      <w:proofErr w:type="spellStart"/>
-      <w:r>
+          <w:lang w:val="uk-UA"/>
+        </w:rPr>
+      </w:pPr>
+      <w:proofErr w:type="spellStart"/>
+      <w:r>
+        <w:rPr>
+          <w:lang w:val="ru-RU"/>
+        </w:rPr>
+        <w:lastRenderedPageBreak/>
+        <w:t>Після</w:t>
+      </w:r>
+      <w:proofErr w:type="spellEnd"/>
+      <w:r>
+        <w:rPr>
+          <w:lang w:val="ru-RU"/>
+        </w:rPr>
+        <w:t xml:space="preserve"> запуску </w:t>
+      </w:r>
+      <w:proofErr w:type="spellStart"/>
+      <w:r>
+        <w:rPr>
+          <w:lang w:val="ru-RU"/>
+        </w:rPr>
+        <w:t>відображається</w:t>
+      </w:r>
+      <w:proofErr w:type="spellEnd"/>
+      <w:r>
+        <w:rPr>
+          <w:lang w:val="ru-RU"/>
+        </w:rPr>
+        <w:t xml:space="preserve"> </w:t>
+      </w:r>
+      <w:proofErr w:type="spellStart"/>
+      <w:r>
+        <w:rPr>
+          <w:lang w:val="ru-RU"/>
+        </w:rPr>
+        <w:t>консольне</w:t>
+      </w:r>
+      <w:proofErr w:type="spellEnd"/>
+      <w:r>
+        <w:rPr>
+          <w:lang w:val="ru-RU"/>
+        </w:rPr>
+        <w:t xml:space="preserve"> меню. </w:t>
+      </w:r>
+      <w:proofErr w:type="spellStart"/>
+      <w:r>
+        <w:rPr>
+          <w:lang w:val="ru-RU"/>
+        </w:rPr>
+        <w:t>Усі</w:t>
+      </w:r>
+      <w:proofErr w:type="spellEnd"/>
+      <w:r>
+        <w:rPr>
+          <w:lang w:val="ru-RU"/>
+        </w:rPr>
+        <w:t xml:space="preserve"> 14 </w:t>
+      </w:r>
+      <w:proofErr w:type="spellStart"/>
+      <w:r>
+        <w:rPr>
+          <w:lang w:val="ru-RU"/>
+        </w:rPr>
+        <w:t>тестів</w:t>
+      </w:r>
+      <w:proofErr w:type="spellEnd"/>
+      <w:r>
+        <w:rPr>
+          <w:lang w:val="ru-RU"/>
+        </w:rPr>
+        <w:t xml:space="preserve"> </w:t>
+      </w:r>
+      <w:proofErr w:type="spellStart"/>
+      <w:r>
+        <w:rPr>
+          <w:lang w:val="ru-RU"/>
+        </w:rPr>
+        <w:t>завершилися</w:t>
+      </w:r>
+      <w:proofErr w:type="spellEnd"/>
+      <w:r>
+        <w:rPr>
+          <w:lang w:val="ru-RU"/>
+        </w:rPr>
+        <w:t xml:space="preserve"> </w:t>
+      </w:r>
+      <w:proofErr w:type="spellStart"/>
+      <w:r>
+        <w:rPr>
+          <w:lang w:val="ru-RU"/>
+        </w:rPr>
+        <w:t>успішно</w:t>
+      </w:r>
+      <w:proofErr w:type="spellEnd"/>
+      <w:r>
+        <w:rPr>
+          <w:lang w:val="ru-RU"/>
+        </w:rPr>
+        <w:t>. Каталог .</w:t>
+      </w:r>
+      <w:proofErr w:type="spellStart"/>
+      <w:r>
+        <w:rPr>
+          <w:lang w:val="ru-RU"/>
+        </w:rPr>
         <w:t>venv</w:t>
       </w:r>
       <w:proofErr w:type="spellEnd"/>
@@ -12940,189 +11775,49 @@
         <w:rPr>
           <w:lang w:val="ru-RU"/>
         </w:rPr>
-        <w:t>\</w:t>
-      </w:r>
-      <w:r>
-        <w:t>Scripts</w:t>
-      </w:r>
-      <w:r>
-        <w:rPr>
-          <w:lang w:val="ru-RU"/>
-        </w:rPr>
-        <w:t>\</w:t>
-      </w:r>
-      <w:r>
-        <w:t>Activate</w:t>
-      </w:r>
+        <w:t xml:space="preserve"> </w:t>
+      </w:r>
+      <w:proofErr w:type="spellStart"/>
+      <w:r>
+        <w:rPr>
+          <w:lang w:val="ru-RU"/>
+        </w:rPr>
+        <w:t>виключено</w:t>
+      </w:r>
+      <w:proofErr w:type="spellEnd"/>
+      <w:r>
+        <w:rPr>
+          <w:lang w:val="ru-RU"/>
+        </w:rPr>
+        <w:t xml:space="preserve"> з </w:t>
+      </w:r>
+      <w:proofErr w:type="spellStart"/>
+      <w:r>
+        <w:rPr>
+          <w:lang w:val="ru-RU"/>
+        </w:rPr>
+        <w:t>Git</w:t>
+      </w:r>
+      <w:proofErr w:type="spellEnd"/>
+      <w:r>
+        <w:rPr>
+          <w:lang w:val="ru-RU"/>
+        </w:rPr>
+        <w:t xml:space="preserve"> через .</w:t>
+      </w:r>
+      <w:proofErr w:type="spellStart"/>
+      <w:r>
+        <w:rPr>
+          <w:lang w:val="ru-RU"/>
+        </w:rPr>
+        <w:t>gitignore</w:t>
+      </w:r>
+      <w:proofErr w:type="spellEnd"/>
       <w:r>
         <w:rPr>
           <w:lang w:val="ru-RU"/>
         </w:rPr>
         <w:t>.</w:t>
-      </w:r>
-      <w:proofErr w:type="spellStart"/>
-      <w:r>
-        <w:t>ps</w:t>
-      </w:r>
-      <w:proofErr w:type="spellEnd"/>
-      <w:r>
-        <w:rPr>
-          <w:lang w:val="ru-RU"/>
-        </w:rPr>
-        <w:t xml:space="preserve">1, а в </w:t>
-      </w:r>
-      <w:proofErr w:type="spellStart"/>
-      <w:r>
-        <w:t>cmd</w:t>
-      </w:r>
-      <w:proofErr w:type="spellEnd"/>
-      <w:r>
-        <w:rPr>
-          <w:lang w:val="ru-RU"/>
-        </w:rPr>
-        <w:t xml:space="preserve"> — .</w:t>
-      </w:r>
-      <w:proofErr w:type="spellStart"/>
-      <w:r>
-        <w:t>venv</w:t>
-      </w:r>
-      <w:proofErr w:type="spellEnd"/>
-      <w:r>
-        <w:rPr>
-          <w:lang w:val="ru-RU"/>
-        </w:rPr>
-        <w:t>\</w:t>
-      </w:r>
-      <w:r>
-        <w:t>Scripts</w:t>
-      </w:r>
-      <w:r>
-        <w:rPr>
-          <w:lang w:val="ru-RU"/>
-        </w:rPr>
-        <w:t>\</w:t>
-      </w:r>
-      <w:r>
-        <w:t>activate</w:t>
-      </w:r>
-      <w:r>
-        <w:rPr>
-          <w:lang w:val="ru-RU"/>
-        </w:rPr>
-        <w:t>.</w:t>
-      </w:r>
-      <w:r>
-        <w:t>bat</w:t>
-      </w:r>
-      <w:r>
-        <w:rPr>
-          <w:lang w:val="ru-RU"/>
-        </w:rPr>
-        <w:t xml:space="preserve">. </w:t>
-      </w:r>
-      <w:proofErr w:type="spellStart"/>
-      <w:r>
-        <w:rPr>
-          <w:lang w:val="ru-RU"/>
-        </w:rPr>
-        <w:t>Решта</w:t>
-      </w:r>
-      <w:proofErr w:type="spellEnd"/>
-      <w:r>
-        <w:rPr>
-          <w:lang w:val="ru-RU"/>
-        </w:rPr>
-        <w:t xml:space="preserve"> команд </w:t>
-      </w:r>
-      <w:proofErr w:type="spellStart"/>
-      <w:r>
-        <w:rPr>
-          <w:lang w:val="ru-RU"/>
-        </w:rPr>
-        <w:t>однакова</w:t>
-      </w:r>
-      <w:proofErr w:type="spellEnd"/>
-      <w:r>
-        <w:rPr>
-          <w:lang w:val="ru-RU"/>
-        </w:rPr>
-        <w:t xml:space="preserve">. </w:t>
-      </w:r>
-      <w:proofErr w:type="spellStart"/>
-      <w:r>
-        <w:rPr>
-          <w:lang w:val="ru-RU"/>
-        </w:rPr>
-        <w:t>Також</w:t>
-      </w:r>
-      <w:proofErr w:type="spellEnd"/>
-      <w:r>
-        <w:rPr>
-          <w:lang w:val="ru-RU"/>
-        </w:rPr>
-        <w:t xml:space="preserve"> </w:t>
-      </w:r>
-      <w:proofErr w:type="spellStart"/>
-      <w:r>
-        <w:rPr>
-          <w:lang w:val="ru-RU"/>
-        </w:rPr>
-        <w:t>перевірено</w:t>
-      </w:r>
-      <w:proofErr w:type="spellEnd"/>
-      <w:r>
-        <w:rPr>
-          <w:lang w:val="ru-RU"/>
-        </w:rPr>
-        <w:t xml:space="preserve"> запуск через </w:t>
-      </w:r>
-      <w:r>
-        <w:t>console</w:t>
-      </w:r>
-      <w:r>
-        <w:rPr>
-          <w:lang w:val="ru-RU"/>
-        </w:rPr>
-        <w:t xml:space="preserve"> </w:t>
-      </w:r>
-      <w:r>
-        <w:t>script</w:t>
-      </w:r>
-      <w:r>
-        <w:rPr>
-          <w:lang w:val="ru-RU"/>
-        </w:rPr>
-        <w:t>:</w:t>
-      </w:r>
-    </w:p>
-    <w:p>
-      <w:pPr>
-        <w:spacing w:line="240" w:lineRule="auto"/>
-        <w:rPr>
-          <w:lang w:val="ru-RU"/>
-        </w:rPr>
-      </w:pPr>
-      <w:r>
-        <w:rPr>
-          <w:rFonts w:ascii="DejaVu Sans Mono" w:hAnsi="DejaVu Sans Mono"/>
-          <w:sz w:val="17"/>
-        </w:rPr>
-        <w:t>student</w:t>
-      </w:r>
-      <w:r>
-        <w:rPr>
-          <w:rFonts w:ascii="DejaVu Sans Mono" w:hAnsi="DejaVu Sans Mono"/>
-          <w:sz w:val="17"/>
-          <w:lang w:val="ru-RU"/>
-        </w:rPr>
-        <w:t>-</w:t>
-      </w:r>
-      <w:r>
-        <w:rPr>
-          <w:rFonts w:ascii="DejaVu Sans Mono" w:hAnsi="DejaVu Sans Mono"/>
-          <w:sz w:val="17"/>
-        </w:rPr>
-        <w:t>manager</w:t>
       </w:r>
     </w:p>
     <w:p>
@@ -13316,28 +12011,70 @@
         <w:rPr>
           <w:lang w:val="ru-RU"/>
         </w:rPr>
-        <w:t>Значення</w:t>
-      </w:r>
-      <w:proofErr w:type="spellEnd"/>
-      <w:r>
-        <w:rPr>
-          <w:lang w:val="ru-RU"/>
-        </w:rPr>
-        <w:t xml:space="preserve"> введено через меню, вони не </w:t>
-      </w:r>
-      <w:proofErr w:type="spellStart"/>
-      <w:r>
-        <w:rPr>
-          <w:lang w:val="ru-RU"/>
-        </w:rPr>
-        <w:t>закодовані</w:t>
-      </w:r>
-      <w:proofErr w:type="spellEnd"/>
-      <w:r>
-        <w:rPr>
-          <w:lang w:val="ru-RU"/>
-        </w:rPr>
-        <w:t xml:space="preserve"> в </w:t>
+        <w:t>Ці</w:t>
+      </w:r>
+      <w:proofErr w:type="spellEnd"/>
+      <w:r>
+        <w:rPr>
+          <w:lang w:val="ru-RU"/>
+        </w:rPr>
+        <w:t xml:space="preserve"> </w:t>
+      </w:r>
+      <w:proofErr w:type="spellStart"/>
+      <w:r>
+        <w:rPr>
+          <w:lang w:val="ru-RU"/>
+        </w:rPr>
+        <w:t>значення</w:t>
+      </w:r>
+      <w:proofErr w:type="spellEnd"/>
+      <w:r>
+        <w:rPr>
+          <w:lang w:val="ru-RU"/>
+        </w:rPr>
+        <w:t xml:space="preserve"> введено з </w:t>
+      </w:r>
+      <w:proofErr w:type="spellStart"/>
+      <w:r>
+        <w:rPr>
+          <w:lang w:val="ru-RU"/>
+        </w:rPr>
+        <w:t>клавіатури</w:t>
+      </w:r>
+      <w:proofErr w:type="spellEnd"/>
+      <w:r>
+        <w:rPr>
+          <w:lang w:val="ru-RU"/>
+        </w:rPr>
+        <w:t xml:space="preserve">, а не задано у </w:t>
+      </w:r>
+      <w:proofErr w:type="spellStart"/>
+      <w:r>
+        <w:rPr>
+          <w:lang w:val="ru-RU"/>
+        </w:rPr>
+        <w:t>вихідному</w:t>
+      </w:r>
+      <w:proofErr w:type="spellEnd"/>
+      <w:r>
+        <w:rPr>
+          <w:lang w:val="ru-RU"/>
+        </w:rPr>
+        <w:t xml:space="preserve"> </w:t>
+      </w:r>
+      <w:proofErr w:type="spellStart"/>
+      <w:r>
+        <w:rPr>
+          <w:lang w:val="ru-RU"/>
+        </w:rPr>
+        <w:t>коді</w:t>
+      </w:r>
+      <w:proofErr w:type="spellEnd"/>
+      <w:r>
+        <w:rPr>
+          <w:lang w:val="ru-RU"/>
+        </w:rPr>
+        <w:t xml:space="preserve"> </w:t>
       </w:r>
       <w:proofErr w:type="spellStart"/>
       <w:r>
@@ -13351,95 +12088,105 @@
         <w:rPr>
           <w:lang w:val="ru-RU"/>
         </w:rPr>
-        <w:t xml:space="preserve">. На рисунках показано </w:t>
-      </w:r>
-      <w:proofErr w:type="spellStart"/>
-      <w:r>
-        <w:rPr>
-          <w:lang w:val="ru-RU"/>
-        </w:rPr>
-        <w:t>знімки</w:t>
-      </w:r>
-      <w:proofErr w:type="spellEnd"/>
-      <w:r>
-        <w:rPr>
-          <w:lang w:val="ru-RU"/>
-        </w:rPr>
-        <w:t xml:space="preserve"> </w:t>
-      </w:r>
-      <w:proofErr w:type="spellStart"/>
-      <w:r>
-        <w:rPr>
-          <w:lang w:val="ru-RU"/>
-        </w:rPr>
-        <w:t>відображення</w:t>
-      </w:r>
-      <w:proofErr w:type="spellEnd"/>
-      <w:r>
-        <w:rPr>
-          <w:lang w:val="ru-RU"/>
-        </w:rPr>
-        <w:t xml:space="preserve"> фактичного консольного журналу за</w:t>
-      </w:r>
-      <w:r>
-        <w:rPr>
-          <w:lang w:val="ru-RU"/>
-        </w:rPr>
-        <w:t>пуску</w:t>
-      </w:r>
-      <w:r>
-        <w:rPr>
-          <w:lang w:val="ru-RU"/>
-        </w:rPr>
-        <w:t>;</w:t>
-      </w:r>
-      <w:r>
-        <w:rPr>
-          <w:lang w:val="ru-RU"/>
-        </w:rPr>
-        <w:t xml:space="preserve"> </w:t>
-      </w:r>
-      <w:proofErr w:type="spellStart"/>
-      <w:r>
-        <w:rPr>
-          <w:lang w:val="ru-RU"/>
-        </w:rPr>
-        <w:t>повторні</w:t>
-      </w:r>
-      <w:proofErr w:type="spellEnd"/>
-      <w:r>
-        <w:rPr>
-          <w:lang w:val="ru-RU"/>
-        </w:rPr>
-        <w:t xml:space="preserve"> блоки меню </w:t>
-      </w:r>
-      <w:proofErr w:type="spellStart"/>
-      <w:r>
-        <w:rPr>
-          <w:lang w:val="ru-RU"/>
-        </w:rPr>
-        <w:t>між</w:t>
-      </w:r>
-      <w:proofErr w:type="spellEnd"/>
-      <w:r>
-        <w:rPr>
-          <w:lang w:val="ru-RU"/>
-        </w:rPr>
-        <w:t xml:space="preserve"> </w:t>
-      </w:r>
-      <w:proofErr w:type="spellStart"/>
-      <w:r>
-        <w:rPr>
-          <w:lang w:val="ru-RU"/>
-        </w:rPr>
-        <w:t>операціями</w:t>
-      </w:r>
-      <w:proofErr w:type="spellEnd"/>
-      <w:r>
-        <w:rPr>
-          <w:lang w:val="ru-RU"/>
-        </w:rPr>
-        <w:t xml:space="preserve"> опущено.</w:t>
+        <w:t xml:space="preserve">. На рисунках наведено </w:t>
+      </w:r>
+      <w:proofErr w:type="spellStart"/>
+      <w:r>
+        <w:rPr>
+          <w:lang w:val="ru-RU"/>
+        </w:rPr>
+        <w:t>скриншоти</w:t>
+      </w:r>
+      <w:proofErr w:type="spellEnd"/>
+      <w:r>
+        <w:rPr>
+          <w:lang w:val="ru-RU"/>
+        </w:rPr>
+        <w:t xml:space="preserve"> запуску </w:t>
+      </w:r>
+      <w:proofErr w:type="spellStart"/>
+      <w:r>
+        <w:rPr>
+          <w:lang w:val="ru-RU"/>
+        </w:rPr>
+        <w:t>програми</w:t>
+      </w:r>
+      <w:proofErr w:type="spellEnd"/>
+      <w:r>
+        <w:rPr>
+          <w:lang w:val="ru-RU"/>
+        </w:rPr>
+        <w:t xml:space="preserve"> та </w:t>
+      </w:r>
+      <w:proofErr w:type="spellStart"/>
+      <w:r>
+        <w:rPr>
+          <w:lang w:val="ru-RU"/>
+        </w:rPr>
+        <w:t>виконання</w:t>
+      </w:r>
+      <w:proofErr w:type="spellEnd"/>
+      <w:r>
+        <w:rPr>
+          <w:lang w:val="ru-RU"/>
+        </w:rPr>
+        <w:t xml:space="preserve"> </w:t>
+      </w:r>
+      <w:proofErr w:type="spellStart"/>
+      <w:r>
+        <w:rPr>
+          <w:lang w:val="ru-RU"/>
+        </w:rPr>
+        <w:t>основних</w:t>
+      </w:r>
+      <w:proofErr w:type="spellEnd"/>
+      <w:r>
+        <w:rPr>
+          <w:lang w:val="ru-RU"/>
+        </w:rPr>
+        <w:t xml:space="preserve"> </w:t>
+      </w:r>
+      <w:proofErr w:type="spellStart"/>
+      <w:r>
+        <w:rPr>
+          <w:lang w:val="ru-RU"/>
+        </w:rPr>
+        <w:t>операцій</w:t>
+      </w:r>
+      <w:proofErr w:type="spellEnd"/>
+      <w:r>
+        <w:rPr>
+          <w:lang w:val="ru-RU"/>
+        </w:rPr>
+        <w:t xml:space="preserve"> у </w:t>
+      </w:r>
+      <w:proofErr w:type="spellStart"/>
+      <w:r>
+        <w:rPr>
+          <w:lang w:val="ru-RU"/>
+        </w:rPr>
+        <w:t>терміналі</w:t>
+      </w:r>
+      <w:proofErr w:type="spellEnd"/>
+      <w:r>
+        <w:rPr>
+          <w:lang w:val="ru-RU"/>
+        </w:rPr>
+        <w:t xml:space="preserve"> </w:t>
+      </w:r>
+      <w:proofErr w:type="spellStart"/>
+      <w:r>
+        <w:rPr>
+          <w:lang w:val="ru-RU"/>
+        </w:rPr>
+        <w:t>PowerShell</w:t>
+      </w:r>
+      <w:proofErr w:type="spellEnd"/>
+      <w:r>
+        <w:rPr>
+          <w:lang w:val="ru-RU"/>
+        </w:rPr>
+        <w:t>.</w:t>
       </w:r>
     </w:p>
     <w:p>
@@ -14010,21 +12757,7 @@
         <w:rPr>
           <w:lang w:val="ru-RU"/>
         </w:rPr>
-        <w:t xml:space="preserve"> на результат ФЕП-32. Рейтинг сформовано </w:t>
-      </w:r>
-      <w:proofErr w:type="gramStart"/>
-      <w:r>
-        <w:rPr>
-          <w:lang w:val="ru-RU"/>
-        </w:rPr>
-        <w:t>у порядку</w:t>
-      </w:r>
-      <w:proofErr w:type="gramEnd"/>
-      <w:r>
-        <w:rPr>
-          <w:lang w:val="ru-RU"/>
-        </w:rPr>
-        <w:t xml:space="preserve"> 95,00; 91,50; 86,50.</w:t>
+        <w:t xml:space="preserve"> на результат ФЕП-32. Рейтинг сформовано у порядку 95,00; 91,50; 86,50.</w:t>
       </w:r>
     </w:p>
     <w:p>
@@ -14497,20 +13230,6 @@
         <w:rPr>
           <w:lang w:val="ru-RU"/>
         </w:rPr>
-        <w:t>трьома</w:t>
-      </w:r>
-      <w:proofErr w:type="spellEnd"/>
-      <w:r>
-        <w:rPr>
-          <w:lang w:val="ru-RU"/>
-        </w:rPr>
-        <w:t xml:space="preserve"> </w:t>
-      </w:r>
-      <w:proofErr w:type="spellStart"/>
-      <w:r>
-        <w:rPr>
-          <w:lang w:val="ru-RU"/>
-        </w:rPr>
         <w:t>логічними</w:t>
       </w:r>
       <w:proofErr w:type="spellEnd"/>
@@ -14755,15 +13474,7 @@
           <w:rFonts w:ascii="DejaVu Sans Mono" w:hAnsi="DejaVu Sans Mono"/>
           <w:sz w:val="17"/>
         </w:rPr>
-        <w:t xml:space="preserve">git </w:t>
-      </w:r>
-      <w:proofErr w:type="gramStart"/>
-      <w:r>
-        <w:rPr>
-          <w:rFonts w:ascii="DejaVu Sans Mono" w:hAnsi="DejaVu Sans Mono"/>
-          <w:sz w:val="17"/>
-        </w:rPr>
-        <w:t>add .</w:t>
+        <w:t>git add .</w:t>
       </w:r>
       <w:proofErr w:type="spellStart"/>
       <w:r>
@@ -14781,7 +13492,6 @@
         <w:t>ignore</w:t>
       </w:r>
       <w:proofErr w:type="spellEnd"/>
-      <w:proofErr w:type="gramEnd"/>
       <w:r>
         <w:rPr>
           <w:rFonts w:ascii="DejaVu Sans Mono" w:hAnsi="DejaVu Sans Mono"/>
@@ -15120,7 +13830,6 @@
         <w:t xml:space="preserve"> </w:t>
       </w:r>
       <w:proofErr w:type="spellStart"/>
-      <w:proofErr w:type="gramStart"/>
       <w:r>
         <w:rPr>
           <w:lang w:val="ru-RU"/>
@@ -15139,7 +13848,6 @@
         <w:t>gitignore</w:t>
       </w:r>
       <w:proofErr w:type="spellEnd"/>
-      <w:proofErr w:type="gramEnd"/>
       <w:r>
         <w:rPr>
           <w:lang w:val="ru-RU"/>
@@ -16244,14 +14952,9 @@
       </w:r>
       <w:proofErr w:type="spellStart"/>
       <w:r>
-        <w:t>student_</w:t>
-      </w:r>
-      <w:proofErr w:type="gramStart"/>
-      <w:r>
-        <w:t>manager.services</w:t>
-      </w:r>
-      <w:proofErr w:type="spellEnd"/>
-      <w:proofErr w:type="gramEnd"/>
+        <w:t>student_manager.services</w:t>
+      </w:r>
+      <w:proofErr w:type="spellEnd"/>
       <w:r>
         <w:t xml:space="preserve"> </w:t>
       </w:r>
@@ -17455,21 +16158,13 @@
         <w:rPr>
           <w:lang w:val="ru-RU"/>
         </w:rPr>
-        <w:t xml:space="preserve"> </w:t>
-      </w:r>
-      <w:proofErr w:type="gramStart"/>
-      <w:r>
-        <w:rPr>
-          <w:lang w:val="ru-RU"/>
-        </w:rPr>
-        <w:t>у .</w:t>
+        <w:t xml:space="preserve"> у .</w:t>
       </w:r>
       <w:proofErr w:type="spellStart"/>
       <w:r>
         <w:t>venv</w:t>
       </w:r>
       <w:proofErr w:type="spellEnd"/>
-      <w:proofErr w:type="gramEnd"/>
       <w:r>
         <w:rPr>
           <w:lang w:val="ru-RU"/>
@@ -17549,7 +16244,6 @@
         <w:t xml:space="preserve">9. Як </w:t>
       </w:r>
       <w:proofErr w:type="spellStart"/>
-      <w:proofErr w:type="gramStart"/>
       <w:r>
         <w:rPr>
           <w:b/>
@@ -17573,7 +16267,6 @@
         <w:t>venv</w:t>
       </w:r>
       <w:proofErr w:type="spellEnd"/>
-      <w:proofErr w:type="gramEnd"/>
       <w:r>
         <w:rPr>
           <w:b/>
@@ -17657,7 +16350,6 @@
         <w:t xml:space="preserve"> </w:t>
       </w:r>
       <w:proofErr w:type="spellStart"/>
-      <w:proofErr w:type="gramStart"/>
       <w:r>
         <w:t>venv</w:t>
       </w:r>
@@ -17673,7 +16365,6 @@
         <w:t>venv</w:t>
       </w:r>
       <w:proofErr w:type="spellEnd"/>
-      <w:proofErr w:type="gramEnd"/>
       <w:r>
         <w:rPr>
           <w:lang w:val="ru-RU"/>
@@ -17681,7 +16372,6 @@
         <w:t xml:space="preserve">. </w:t>
       </w:r>
       <w:proofErr w:type="spellStart"/>
-      <w:proofErr w:type="gramStart"/>
       <w:r>
         <w:rPr>
           <w:lang w:val="ru-RU"/>
@@ -17700,7 +16390,6 @@
         <w:t>venv</w:t>
       </w:r>
       <w:proofErr w:type="spellEnd"/>
-      <w:proofErr w:type="gramEnd"/>
       <w:r>
         <w:rPr>
           <w:lang w:val="ru-RU"/>
@@ -17854,18 +16543,13 @@
       </w:r>
       <w:proofErr w:type="spellEnd"/>
       <w:r>
-        <w:t xml:space="preserve">\Scripts\activate.bat; у Linux/macOS: </w:t>
-      </w:r>
-      <w:proofErr w:type="gramStart"/>
-      <w:r>
-        <w:t>source .</w:t>
+        <w:t>\Scripts\activate.bat; у Linux/macOS: source .</w:t>
       </w:r>
       <w:proofErr w:type="spellStart"/>
       <w:r>
         <w:t>venv</w:t>
       </w:r>
       <w:proofErr w:type="spellEnd"/>
-      <w:proofErr w:type="gramEnd"/>
       <w:r>
         <w:t xml:space="preserve">/bin/activate. </w:t>
       </w:r>
@@ -18572,7 +17256,6 @@
         <w:t xml:space="preserve"> </w:t>
       </w:r>
       <w:proofErr w:type="spellStart"/>
-      <w:proofErr w:type="gramStart"/>
       <w:r>
         <w:rPr>
           <w:b/>
@@ -18595,7 +17278,6 @@
         <w:t>toml</w:t>
       </w:r>
       <w:proofErr w:type="spellEnd"/>
-      <w:proofErr w:type="gramEnd"/>
       <w:r>
         <w:rPr>
           <w:b/>
@@ -19484,21 +18166,7 @@
         <w:rPr>
           <w:lang w:val="ru-RU"/>
         </w:rPr>
-        <w:t xml:space="preserve"> </w:t>
-      </w:r>
-      <w:proofErr w:type="gramStart"/>
-      <w:r>
-        <w:rPr>
-          <w:lang w:val="ru-RU"/>
-        </w:rPr>
-        <w:t>при запуску</w:t>
-      </w:r>
-      <w:proofErr w:type="gramEnd"/>
-      <w:r>
-        <w:rPr>
-          <w:lang w:val="ru-RU"/>
-        </w:rPr>
-        <w:t xml:space="preserve"> файла </w:t>
+        <w:t xml:space="preserve"> при запуску файла </w:t>
       </w:r>
       <w:proofErr w:type="spellStart"/>
       <w:r>
@@ -20120,19 +18788,11 @@
         <w:rPr>
           <w:lang w:val="ru-RU"/>
         </w:rPr>
-        <w:t xml:space="preserve"> </w:t>
-      </w:r>
-      <w:proofErr w:type="gramStart"/>
-      <w:r>
-        <w:rPr>
-          <w:lang w:val="ru-RU"/>
-        </w:rPr>
-        <w:t>в .</w:t>
+        <w:t xml:space="preserve"> в .</w:t>
       </w:r>
       <w:r>
         <w:t>git</w:t>
       </w:r>
-      <w:proofErr w:type="gramEnd"/>
       <w:r>
         <w:rPr>
           <w:lang w:val="ru-RU"/>
@@ -21576,7 +20236,6 @@
         <w:t xml:space="preserve"> </w:t>
       </w:r>
       <w:proofErr w:type="spellStart"/>
-      <w:proofErr w:type="gramStart"/>
       <w:r>
         <w:rPr>
           <w:b/>
@@ -21600,7 +20259,6 @@
         <w:t>gitignore</w:t>
       </w:r>
       <w:proofErr w:type="spellEnd"/>
-      <w:proofErr w:type="gramEnd"/>
       <w:r>
         <w:rPr>
           <w:b/>
@@ -21840,21 +20498,13 @@
         <w:rPr>
           <w:lang w:val="ru-RU"/>
         </w:rPr>
-        <w:t xml:space="preserve"> </w:t>
-      </w:r>
-      <w:proofErr w:type="gramStart"/>
-      <w:r>
-        <w:rPr>
-          <w:lang w:val="ru-RU"/>
-        </w:rPr>
-        <w:t>в .</w:t>
+        <w:t xml:space="preserve"> в .</w:t>
       </w:r>
       <w:proofErr w:type="spellStart"/>
       <w:r>
         <w:t>gitignore</w:t>
       </w:r>
       <w:proofErr w:type="spellEnd"/>
-      <w:proofErr w:type="gramEnd"/>
       <w:r>
         <w:rPr>
           <w:lang w:val="ru-RU"/>
@@ -21878,7 +20528,6 @@
         <w:t xml:space="preserve">25. </w:t>
       </w:r>
       <w:proofErr w:type="spellStart"/>
-      <w:proofErr w:type="gramStart"/>
       <w:r>
         <w:rPr>
           <w:b/>
@@ -21902,7 +20551,6 @@
         <w:t>venv</w:t>
       </w:r>
       <w:proofErr w:type="spellEnd"/>
-      <w:proofErr w:type="gramEnd"/>
       <w:r>
         <w:rPr>
           <w:b/>
@@ -24301,7 +22949,6 @@
         <w:t xml:space="preserve">, </w:t>
       </w:r>
       <w:proofErr w:type="spellStart"/>
-      <w:proofErr w:type="gramStart"/>
       <w:r>
         <w:t>pyproject</w:t>
       </w:r>
@@ -24317,7 +22964,6 @@
         <w:t>toml</w:t>
       </w:r>
       <w:proofErr w:type="spellEnd"/>
-      <w:proofErr w:type="gramEnd"/>
       <w:r>
         <w:rPr>
           <w:lang w:val="ru-RU"/>
